--- a/json_files/СТРУКТУРА ЕГЭ МАТЕМАТИКА/ПЛАН НА ГОД.docx
+++ b/json_files/СТРУКТУРА ЕГЭ МАТЕМАТИКА/ПЛАН НА ГОД.docx
@@ -73,43 +73,495 @@
         </w:numPr>
       </w:pPr>
       <w:r>
-        <w:t>13</w:t>
-      </w:r>
-      <w:r>
-        <w:t xml:space="preserve"> Финансы</w:t>
-      </w:r>
-      <w:r>
+        <w:t xml:space="preserve">13 Финансы </w:t>
+      </w:r>
+      <w:r>
+        <w:t>70</w:t>
+      </w:r>
+      <w:r>
+        <w:t xml:space="preserve"> (</w:t>
+      </w:r>
+      <w:r>
+        <w:t>7</w:t>
+      </w:r>
+      <w:r>
+        <w:t xml:space="preserve"> решения дома + </w:t>
+      </w:r>
+      <w:r>
+        <w:t>7</w:t>
+      </w:r>
+      <w:r>
+        <w:t xml:space="preserve"> решения в классе)*4</w:t>
+      </w:r>
+    </w:p>
+    <w:p>
+      <w:pPr>
+        <w:pStyle w:val="a3"/>
+        <w:numPr>
+          <w:ilvl w:val="1"/>
+          <w:numId w:val="1"/>
+        </w:numPr>
+        <w:rPr>
+          <w:highlight w:val="yellow"/>
+        </w:rPr>
+      </w:pPr>
+      <w:r>
+        <w:rPr>
+          <w:highlight w:val="yellow"/>
+        </w:rPr>
+        <w:t>Неделя 1</w:t>
+      </w:r>
+    </w:p>
+    <w:p>
+      <w:pPr>
+        <w:pStyle w:val="a3"/>
+        <w:numPr>
+          <w:ilvl w:val="2"/>
+          <w:numId w:val="1"/>
+        </w:numPr>
+        <w:rPr>
+          <w:highlight w:val="yellow"/>
+        </w:rPr>
+      </w:pPr>
+      <w:r>
+        <w:rPr>
+          <w:highlight w:val="yellow"/>
+        </w:rPr>
+        <w:t>В классе 01 (1) 03(1) 04(1)  05(1) 07(1) 08 09(1)</w:t>
+      </w:r>
+    </w:p>
+    <w:p>
+      <w:pPr>
+        <w:pStyle w:val="a3"/>
+        <w:numPr>
+          <w:ilvl w:val="2"/>
+          <w:numId w:val="1"/>
+        </w:numPr>
+        <w:rPr>
+          <w:highlight w:val="yellow"/>
+        </w:rPr>
+      </w:pPr>
+      <w:r>
+        <w:rPr>
+          <w:highlight w:val="yellow"/>
+        </w:rPr>
+        <w:t xml:space="preserve">Дома письменно  01 (2)  02 03(2) 04(2) 05(2)  </w:t>
+      </w:r>
+      <w:r>
+        <w:rPr>
+          <w:highlight w:val="yellow"/>
+        </w:rPr>
+        <w:t xml:space="preserve">06(2) </w:t>
+      </w:r>
+      <w:r>
+        <w:rPr>
+          <w:highlight w:val="yellow"/>
+        </w:rPr>
+        <w:t>07(2) 09(2)</w:t>
+      </w:r>
+    </w:p>
+    <w:p>
+      <w:pPr>
+        <w:pStyle w:val="a3"/>
+        <w:numPr>
+          <w:ilvl w:val="1"/>
+          <w:numId w:val="1"/>
+        </w:numPr>
+      </w:pPr>
+      <w:r>
+        <w:t>Неделя 2</w:t>
+      </w:r>
+    </w:p>
+    <w:p>
+      <w:pPr>
+        <w:pStyle w:val="a3"/>
+        <w:numPr>
+          <w:ilvl w:val="2"/>
+          <w:numId w:val="1"/>
+        </w:numPr>
+      </w:pPr>
+      <w:r>
+        <w:t>В классе 10 11 12 13 15(1) 16(1)  17(1,2)</w:t>
+      </w:r>
+    </w:p>
+    <w:p>
+      <w:pPr>
+        <w:pStyle w:val="a3"/>
+        <w:numPr>
+          <w:ilvl w:val="2"/>
+          <w:numId w:val="1"/>
+        </w:numPr>
+      </w:pPr>
+      <w:r>
+        <w:t xml:space="preserve">Дома  14 15(2) 16(2) 17(3) </w:t>
+      </w:r>
+    </w:p>
+    <w:p>
+      <w:pPr>
+        <w:pStyle w:val="a3"/>
+        <w:numPr>
+          <w:ilvl w:val="1"/>
+          <w:numId w:val="1"/>
+        </w:numPr>
+      </w:pPr>
+      <w:r>
+        <w:t xml:space="preserve">Неделя </w:t>
+      </w:r>
+      <w:r>
+        <w:t>3</w:t>
+      </w:r>
+    </w:p>
+    <w:p>
+      <w:pPr>
+        <w:pStyle w:val="a3"/>
+        <w:numPr>
+          <w:ilvl w:val="2"/>
+          <w:numId w:val="1"/>
+        </w:numPr>
+      </w:pPr>
+      <w:r>
+        <w:t>В классе   18*(1) 19*(1)  20**(1)</w:t>
+      </w:r>
+    </w:p>
+    <w:p>
+      <w:pPr>
+        <w:pStyle w:val="a3"/>
+        <w:numPr>
+          <w:ilvl w:val="2"/>
+          <w:numId w:val="1"/>
+        </w:numPr>
+      </w:pPr>
+      <w:r>
+        <w:t>Дома  18*(2) 19*(2) 20**(2)</w:t>
+      </w:r>
+    </w:p>
+    <w:p>
+      <w:pPr>
+        <w:pStyle w:val="a3"/>
+        <w:numPr>
+          <w:ilvl w:val="1"/>
+          <w:numId w:val="1"/>
+        </w:numPr>
+      </w:pPr>
+      <w:r>
+        <w:t>Неделя 4 – кредиты аннуитет</w:t>
+      </w:r>
+    </w:p>
+    <w:p>
+      <w:pPr>
+        <w:pStyle w:val="a3"/>
+        <w:numPr>
+          <w:ilvl w:val="2"/>
+          <w:numId w:val="1"/>
+        </w:numPr>
+      </w:pPr>
+      <w:r>
+        <w:t>В классе 33(1) 34(1) 35(1) 36(1,3)  37*(1)  38</w:t>
+      </w:r>
+    </w:p>
+    <w:p>
+      <w:pPr>
+        <w:pStyle w:val="a3"/>
+        <w:numPr>
+          <w:ilvl w:val="2"/>
+          <w:numId w:val="1"/>
+        </w:numPr>
+      </w:pPr>
+      <w:r>
+        <w:t>Дома 31 32(1=2=3) 33(2) 34(2) 35(2) 36(2,4)  37*(2)</w:t>
+      </w:r>
+    </w:p>
+    <w:p>
+      <w:pPr>
+        <w:pStyle w:val="a3"/>
+        <w:ind w:left="2160"/>
+      </w:pPr>
+    </w:p>
+    <w:p>
+      <w:pPr>
+        <w:pStyle w:val="a3"/>
+        <w:numPr>
+          <w:ilvl w:val="0"/>
+          <w:numId w:val="1"/>
+        </w:numPr>
+      </w:pPr>
+      <w:r>
+        <w:t>14 Уравнения 100 (12 письменные разборы + 7 решения в дома + 7 решения в классе)*4</w:t>
+      </w:r>
+    </w:p>
+    <w:p>
+      <w:pPr>
+        <w:pStyle w:val="a3"/>
+        <w:numPr>
+          <w:ilvl w:val="1"/>
+          <w:numId w:val="1"/>
+        </w:numPr>
+      </w:pPr>
+      <w:r>
+        <w:t>Неделя 1 </w:t>
+      </w:r>
+    </w:p>
+    <w:p>
+      <w:pPr>
+        <w:pStyle w:val="a3"/>
+        <w:numPr>
+          <w:ilvl w:val="2"/>
+          <w:numId w:val="1"/>
+        </w:numPr>
+        <w:rPr>
+          <w:b/>
+          <w:highlight w:val="yellow"/>
+        </w:rPr>
+      </w:pPr>
+      <w:r>
+        <w:rPr>
+          <w:b/>
+          <w:highlight w:val="yellow"/>
+        </w:rPr>
+        <w:t>В классе 004 011(2) 012(1)</w:t>
+      </w:r>
+      <w:r>
+        <w:rPr>
+          <w:b/>
+        </w:rPr>
+        <w:t xml:space="preserve"> 013(2,</w:t>
+      </w:r>
+      <w:r>
+        <w:rPr>
+          <w:b/>
+        </w:rPr>
+        <w:t>1</w:t>
+      </w:r>
+      <w:r>
+        <w:rPr>
+          <w:b/>
+        </w:rPr>
+        <w:t>)</w:t>
+      </w:r>
+      <w:r>
+        <w:rPr>
+          <w:b/>
+        </w:rPr>
+        <w:t xml:space="preserve">  </w:t>
+      </w:r>
+      <w:r>
+        <w:rPr>
+          <w:b/>
+          <w:highlight w:val="yellow"/>
+        </w:rPr>
+        <w:t>007 </w:t>
+      </w:r>
+      <w:r>
+        <w:rPr>
+          <w:b/>
+          <w:highlight w:val="yellow"/>
+        </w:rPr>
+        <w:t xml:space="preserve">  </w:t>
+      </w:r>
+    </w:p>
+    <w:p>
+      <w:pPr>
+        <w:pStyle w:val="a3"/>
+        <w:numPr>
+          <w:ilvl w:val="2"/>
+          <w:numId w:val="1"/>
+        </w:numPr>
+        <w:rPr>
+          <w:highlight w:val="yellow"/>
+        </w:rPr>
+      </w:pPr>
+      <w:r>
+        <w:rPr>
+          <w:b/>
+          <w:highlight w:val="yellow"/>
+        </w:rPr>
+        <w:t xml:space="preserve">Письменно </w:t>
+      </w:r>
+      <w:r>
+        <w:rPr>
+          <w:b/>
+          <w:highlight w:val="yellow"/>
+        </w:rPr>
+        <w:t>Дома</w:t>
+      </w:r>
+      <w:r>
+        <w:rPr>
+          <w:highlight w:val="yellow"/>
+        </w:rPr>
+        <w:t xml:space="preserve">  </w:t>
+      </w:r>
+      <w:r>
+        <w:rPr>
+          <w:b/>
+          <w:highlight w:val="yellow"/>
+        </w:rPr>
+        <w:t>008</w:t>
+      </w:r>
+      <w:r>
+        <w:rPr>
+          <w:highlight w:val="yellow"/>
+        </w:rPr>
+        <w:t> </w:t>
+      </w:r>
+      <w:r>
+        <w:rPr>
+          <w:b/>
+          <w:highlight w:val="yellow"/>
+        </w:rPr>
+        <w:t>010</w:t>
+      </w:r>
+      <w:r>
+        <w:rPr>
+          <w:highlight w:val="yellow"/>
+        </w:rPr>
+        <w:t> </w:t>
+      </w:r>
+      <w:r>
+        <w:rPr>
+          <w:b/>
+          <w:highlight w:val="yellow"/>
+        </w:rPr>
+        <w:t>011</w:t>
+      </w:r>
+      <w:r>
+        <w:rPr>
+          <w:highlight w:val="yellow"/>
+        </w:rPr>
+        <w:t xml:space="preserve">(3) </w:t>
+      </w:r>
+      <w:r>
+        <w:rPr>
+          <w:b/>
+          <w:highlight w:val="yellow"/>
+        </w:rPr>
+        <w:t>012</w:t>
+      </w:r>
+      <w:r>
+        <w:rPr>
+          <w:highlight w:val="yellow"/>
+        </w:rPr>
+        <w:t xml:space="preserve">(2) </w:t>
+      </w:r>
+      <w:r>
+        <w:rPr>
+          <w:b/>
+          <w:highlight w:val="yellow"/>
+        </w:rPr>
+        <w:t>013</w:t>
+      </w:r>
+      <w:r>
+        <w:rPr>
+          <w:highlight w:val="yellow"/>
+        </w:rPr>
+        <w:t>(</w:t>
+      </w:r>
+      <w:r>
+        <w:rPr>
+          <w:highlight w:val="yellow"/>
+        </w:rPr>
+        <w:t>3</w:t>
+      </w:r>
+      <w:r>
+        <w:rPr>
+          <w:highlight w:val="yellow"/>
+        </w:rPr>
+        <w:t xml:space="preserve">) </w:t>
+      </w:r>
+      <w:r>
+        <w:rPr>
+          <w:b/>
+          <w:highlight w:val="yellow"/>
+        </w:rPr>
+        <w:t>016</w:t>
+      </w:r>
+    </w:p>
+    <w:p>
+      <w:pPr>
+        <w:pStyle w:val="a3"/>
+        <w:numPr>
+          <w:ilvl w:val="2"/>
+          <w:numId w:val="1"/>
+        </w:numPr>
+        <w:rPr>
+          <w:b/>
+          <w:highlight w:val="yellow"/>
+        </w:rPr>
+      </w:pPr>
+      <w:r>
+        <w:rPr>
+          <w:b/>
+          <w:highlight w:val="yellow"/>
+        </w:rPr>
+        <w:t>Устно дома</w:t>
+      </w:r>
+      <w:r>
+        <w:rPr>
+          <w:b/>
+          <w:highlight w:val="yellow"/>
+        </w:rPr>
+        <w:t xml:space="preserve"> 001 002 003  005 006 011(1) 014</w:t>
+      </w:r>
+    </w:p>
+    <w:p>
+      <w:pPr>
+        <w:pStyle w:val="a3"/>
+      </w:pPr>
+      <w:r>
+        <w:rPr>
+          <w:b/>
+        </w:rPr>
+        <w:t>081</w:t>
+      </w:r>
+    </w:p>
+    <w:p>
+      <w:pPr>
+        <w:pStyle w:val="a3"/>
+        <w:numPr>
+          <w:ilvl w:val="0"/>
+          <w:numId w:val="1"/>
+        </w:numPr>
+      </w:pPr>
+      <w:r>
+        <w:t xml:space="preserve">19 параметры </w:t>
+      </w:r>
+    </w:p>
+    <w:p>
+      <w:pPr>
+        <w:pStyle w:val="a3"/>
+        <w:numPr>
+          <w:ilvl w:val="1"/>
+          <w:numId w:val="1"/>
+        </w:numPr>
+        <w:rPr>
+          <w:highlight w:val="yellow"/>
+        </w:rPr>
+      </w:pPr>
+      <w:r>
+        <w:rPr>
+          <w:highlight w:val="yellow"/>
+        </w:rPr>
+        <w:t>1 неделя</w:t>
+      </w:r>
+      <w:r>
+        <w:rPr>
+          <w:highlight w:val="yellow"/>
+        </w:rPr>
         <w:t xml:space="preserve"> </w:t>
       </w:r>
       <w:r>
-        <w:t>70</w:t>
-      </w:r>
-      <w:r>
-        <w:t xml:space="preserve"> (</w:t>
-      </w:r>
-      <w:r>
-        <w:t>7</w:t>
-      </w:r>
-      <w:r>
-        <w:t xml:space="preserve"> решения </w:t>
-      </w:r>
-      <w:r>
-        <w:t xml:space="preserve">дома </w:t>
-      </w:r>
-      <w:r>
-        <w:t xml:space="preserve">+ </w:t>
-      </w:r>
-      <w:r>
-        <w:t>7</w:t>
-      </w:r>
-      <w:r>
-        <w:t xml:space="preserve"> </w:t>
-      </w:r>
-      <w:r>
-        <w:t xml:space="preserve">решения </w:t>
-      </w:r>
-      <w:r>
-        <w:t>в классе)*4</w:t>
+        <w:rPr>
+          <w:highlight w:val="yellow"/>
+        </w:rPr>
+        <w:t xml:space="preserve">017 , </w:t>
+      </w:r>
+      <w:r>
+        <w:t>025</w:t>
+      </w:r>
+      <w:r>
+        <w:rPr>
+          <w:highlight w:val="yellow"/>
+        </w:rPr>
+        <w:t xml:space="preserve">(аналог сделать дома) </w:t>
       </w:r>
     </w:p>
     <w:p>
@@ -121,505 +573,8 @@
         </w:numPr>
       </w:pPr>
       <w:r>
-        <w:t>Неделя 1</w:t>
-      </w:r>
-    </w:p>
-    <w:p>
-      <w:pPr>
-        <w:pStyle w:val="a3"/>
-        <w:numPr>
-          <w:ilvl w:val="2"/>
-          <w:numId w:val="1"/>
-        </w:numPr>
-        <w:rPr>
-          <w:highlight w:val="yellow"/>
-        </w:rPr>
-      </w:pPr>
-      <w:bookmarkStart w:id="0" w:name="_GoBack"/>
-      <w:bookmarkEnd w:id="0"/>
-      <w:r>
-        <w:rPr>
-          <w:highlight w:val="yellow"/>
-        </w:rPr>
-        <w:t>В классе 01 (1) 03(1) 04(1)  05(1) 07(1) 08 09(1)</w:t>
-      </w:r>
-    </w:p>
-    <w:p>
-      <w:pPr>
-        <w:pStyle w:val="a3"/>
-        <w:numPr>
-          <w:ilvl w:val="2"/>
-          <w:numId w:val="1"/>
-        </w:numPr>
-        <w:rPr>
-          <w:highlight w:val="yellow"/>
-        </w:rPr>
-      </w:pPr>
-      <w:r>
-        <w:rPr>
-          <w:highlight w:val="yellow"/>
-        </w:rPr>
-        <w:t xml:space="preserve">Дома письменно </w:t>
-      </w:r>
-      <w:r>
-        <w:rPr>
-          <w:highlight w:val="yellow"/>
-        </w:rPr>
-        <w:t xml:space="preserve"> 01 (</w:t>
-      </w:r>
-      <w:r>
-        <w:rPr>
-          <w:highlight w:val="yellow"/>
-        </w:rPr>
-        <w:t>2</w:t>
-      </w:r>
-      <w:r>
-        <w:rPr>
-          <w:highlight w:val="yellow"/>
-        </w:rPr>
-        <w:t>)</w:t>
-      </w:r>
-      <w:r>
-        <w:rPr>
-          <w:highlight w:val="yellow"/>
-        </w:rPr>
-        <w:t xml:space="preserve">  02 03(2) 04(2) 05(2)  </w:t>
-      </w:r>
-      <w:r>
-        <w:rPr>
-          <w:highlight w:val="yellow"/>
-        </w:rPr>
-        <w:t xml:space="preserve">06(2) </w:t>
-      </w:r>
-      <w:r>
-        <w:rPr>
-          <w:highlight w:val="yellow"/>
-        </w:rPr>
-        <w:t>07(2) 09(2)</w:t>
-      </w:r>
-    </w:p>
-    <w:p>
-      <w:pPr>
-        <w:pStyle w:val="a3"/>
-        <w:numPr>
-          <w:ilvl w:val="1"/>
-          <w:numId w:val="1"/>
-        </w:numPr>
-      </w:pPr>
-      <w:r>
-        <w:t>Неделя 2</w:t>
-      </w:r>
-    </w:p>
-    <w:p>
-      <w:pPr>
-        <w:pStyle w:val="a3"/>
-        <w:numPr>
-          <w:ilvl w:val="2"/>
-          <w:numId w:val="1"/>
-        </w:numPr>
-      </w:pPr>
-      <w:r>
-        <w:t xml:space="preserve">В классе 10 11 12 13 15(1) 16(1)  </w:t>
-      </w:r>
-      <w:r>
-        <w:t>17(1,2)</w:t>
-      </w:r>
-    </w:p>
-    <w:p>
-      <w:pPr>
-        <w:pStyle w:val="a3"/>
-        <w:numPr>
-          <w:ilvl w:val="2"/>
-          <w:numId w:val="1"/>
-        </w:numPr>
-      </w:pPr>
-      <w:r>
-        <w:t xml:space="preserve">Дома  14 15(2) 16(2) 17(3) </w:t>
-      </w:r>
-    </w:p>
-    <w:p>
-      <w:pPr>
-        <w:pStyle w:val="a3"/>
-        <w:numPr>
-          <w:ilvl w:val="1"/>
-          <w:numId w:val="1"/>
-        </w:numPr>
-      </w:pPr>
-      <w:r>
-        <w:t xml:space="preserve">Неделя </w:t>
-      </w:r>
-      <w:r>
-        <w:t>3</w:t>
-      </w:r>
-    </w:p>
-    <w:p>
-      <w:pPr>
-        <w:pStyle w:val="a3"/>
-        <w:numPr>
-          <w:ilvl w:val="2"/>
-          <w:numId w:val="1"/>
-        </w:numPr>
-      </w:pPr>
-      <w:r>
-        <w:t>В классе   18*(1) 19*(1)  20**(1)</w:t>
-      </w:r>
-    </w:p>
-    <w:p>
-      <w:pPr>
-        <w:pStyle w:val="a3"/>
-        <w:numPr>
-          <w:ilvl w:val="2"/>
-          <w:numId w:val="1"/>
-        </w:numPr>
-      </w:pPr>
-      <w:r>
-        <w:t xml:space="preserve">Дома </w:t>
-      </w:r>
-      <w:r>
-        <w:t xml:space="preserve"> </w:t>
-      </w:r>
-      <w:r>
-        <w:t>18*(2) 19*(2) 20**(2)</w:t>
-      </w:r>
-    </w:p>
-    <w:p>
-      <w:pPr>
-        <w:pStyle w:val="a3"/>
-        <w:numPr>
-          <w:ilvl w:val="1"/>
-          <w:numId w:val="1"/>
-        </w:numPr>
-      </w:pPr>
-      <w:r>
-        <w:t>Неделя 4 – кредиты аннуитет</w:t>
-      </w:r>
-    </w:p>
-    <w:p>
-      <w:pPr>
-        <w:pStyle w:val="a3"/>
-        <w:numPr>
-          <w:ilvl w:val="2"/>
-          <w:numId w:val="1"/>
-        </w:numPr>
-      </w:pPr>
-      <w:r>
-        <w:t>В классе 33(1) 34(1) 35(1) 36(1,3)  37*(1)  38</w:t>
-      </w:r>
-    </w:p>
-    <w:p>
-      <w:pPr>
-        <w:pStyle w:val="a3"/>
-        <w:numPr>
-          <w:ilvl w:val="2"/>
-          <w:numId w:val="1"/>
-        </w:numPr>
-      </w:pPr>
-      <w:r>
-        <w:t>Дома 31 32(1=2=3) 33(2) 34(2) 35(2) 36(2,4)  37*(2)</w:t>
-      </w:r>
-    </w:p>
-    <w:p>
-      <w:pPr>
-        <w:pStyle w:val="a3"/>
-        <w:ind w:left="2160"/>
-      </w:pPr>
-    </w:p>
-    <w:p>
-      <w:pPr>
-        <w:pStyle w:val="a3"/>
-        <w:numPr>
-          <w:ilvl w:val="0"/>
-          <w:numId w:val="1"/>
-        </w:numPr>
-      </w:pPr>
-      <w:r>
-        <w:t>1</w:t>
-      </w:r>
-      <w:r>
-        <w:t>4</w:t>
-      </w:r>
-      <w:r>
-        <w:t xml:space="preserve"> Уравнения</w:t>
-      </w:r>
-      <w:r>
-        <w:t xml:space="preserve"> 100</w:t>
-      </w:r>
-      <w:r>
-        <w:t xml:space="preserve"> (12 </w:t>
-      </w:r>
-      <w:r>
-        <w:t xml:space="preserve">письменные </w:t>
-      </w:r>
-      <w:r>
-        <w:t>разборы</w:t>
-      </w:r>
-      <w:r>
-        <w:t xml:space="preserve"> </w:t>
-      </w:r>
-      <w:r>
-        <w:t>+</w:t>
-      </w:r>
-      <w:r>
-        <w:t xml:space="preserve"> </w:t>
-      </w:r>
-      <w:r>
-        <w:t xml:space="preserve">7 решения </w:t>
-      </w:r>
-      <w:r>
-        <w:t xml:space="preserve">в дома </w:t>
-      </w:r>
-      <w:r>
-        <w:t xml:space="preserve">+ 7 </w:t>
-      </w:r>
-      <w:r>
-        <w:t xml:space="preserve">решения </w:t>
-      </w:r>
-      <w:r>
-        <w:t>в классе)*4</w:t>
-      </w:r>
-    </w:p>
-    <w:p>
-      <w:pPr>
-        <w:pStyle w:val="a3"/>
-        <w:numPr>
-          <w:ilvl w:val="1"/>
-          <w:numId w:val="1"/>
-        </w:numPr>
-      </w:pPr>
-      <w:r>
-        <w:t>Неделя 1 </w:t>
-      </w:r>
-    </w:p>
-    <w:p>
-      <w:pPr>
-        <w:pStyle w:val="a3"/>
-        <w:numPr>
-          <w:ilvl w:val="2"/>
-          <w:numId w:val="1"/>
-        </w:numPr>
-        <w:rPr>
-          <w:b/>
-          <w:highlight w:val="yellow"/>
-        </w:rPr>
-      </w:pPr>
-      <w:r>
-        <w:rPr>
-          <w:b/>
-          <w:highlight w:val="yellow"/>
-        </w:rPr>
-        <w:t xml:space="preserve">В классе 004 007 081 011(2) 012(1) 013(2,3) </w:t>
-      </w:r>
-    </w:p>
-    <w:p>
-      <w:pPr>
-        <w:pStyle w:val="a3"/>
-        <w:numPr>
-          <w:ilvl w:val="2"/>
-          <w:numId w:val="1"/>
-        </w:numPr>
-        <w:rPr>
-          <w:highlight w:val="yellow"/>
-        </w:rPr>
-      </w:pPr>
-      <w:r>
-        <w:rPr>
-          <w:b/>
-          <w:highlight w:val="yellow"/>
-        </w:rPr>
-        <w:t xml:space="preserve">Письменно </w:t>
-      </w:r>
-      <w:r>
-        <w:rPr>
-          <w:b/>
-          <w:highlight w:val="yellow"/>
-        </w:rPr>
-        <w:t>Дома</w:t>
-      </w:r>
-      <w:r>
-        <w:rPr>
-          <w:highlight w:val="yellow"/>
-        </w:rPr>
-        <w:t xml:space="preserve">  </w:t>
-      </w:r>
-      <w:r>
-        <w:rPr>
-          <w:b/>
-          <w:highlight w:val="yellow"/>
-        </w:rPr>
-        <w:t>008</w:t>
-      </w:r>
-      <w:r>
-        <w:rPr>
-          <w:highlight w:val="yellow"/>
-        </w:rPr>
-        <w:t> </w:t>
-      </w:r>
-      <w:r>
-        <w:rPr>
-          <w:b/>
-          <w:highlight w:val="yellow"/>
-        </w:rPr>
-        <w:t>010</w:t>
-      </w:r>
-      <w:r>
-        <w:rPr>
-          <w:highlight w:val="yellow"/>
-        </w:rPr>
-        <w:t> </w:t>
-      </w:r>
-      <w:r>
-        <w:rPr>
-          <w:b/>
-          <w:highlight w:val="yellow"/>
-        </w:rPr>
-        <w:t>011</w:t>
-      </w:r>
-      <w:r>
-        <w:rPr>
-          <w:highlight w:val="yellow"/>
-        </w:rPr>
-        <w:t xml:space="preserve">(3) </w:t>
-      </w:r>
-      <w:r>
-        <w:rPr>
-          <w:b/>
-          <w:highlight w:val="yellow"/>
-        </w:rPr>
-        <w:t>012</w:t>
-      </w:r>
-      <w:r>
-        <w:rPr>
-          <w:highlight w:val="yellow"/>
-        </w:rPr>
-        <w:t xml:space="preserve">(2) </w:t>
-      </w:r>
-      <w:r>
-        <w:rPr>
-          <w:b/>
-          <w:highlight w:val="yellow"/>
-        </w:rPr>
-        <w:t>013</w:t>
-      </w:r>
-      <w:r>
-        <w:rPr>
-          <w:highlight w:val="yellow"/>
-        </w:rPr>
-        <w:t xml:space="preserve">(1) </w:t>
-      </w:r>
-      <w:r>
-        <w:rPr>
-          <w:b/>
-          <w:highlight w:val="yellow"/>
-        </w:rPr>
-        <w:t>016</w:t>
-      </w:r>
-    </w:p>
-    <w:p>
-      <w:pPr>
-        <w:pStyle w:val="a3"/>
-        <w:numPr>
-          <w:ilvl w:val="2"/>
-          <w:numId w:val="1"/>
-        </w:numPr>
-        <w:rPr>
-          <w:b/>
-          <w:highlight w:val="yellow"/>
-        </w:rPr>
-      </w:pPr>
-      <w:r>
-        <w:rPr>
-          <w:b/>
-          <w:highlight w:val="yellow"/>
-        </w:rPr>
-        <w:t>Устно дома</w:t>
-      </w:r>
-      <w:r>
-        <w:rPr>
-          <w:b/>
-          <w:highlight w:val="yellow"/>
-        </w:rPr>
-        <w:t xml:space="preserve"> 001 002 003  005 006 011(1) 014</w:t>
-      </w:r>
-    </w:p>
-    <w:p>
-      <w:pPr>
-        <w:pStyle w:val="a3"/>
-      </w:pPr>
-    </w:p>
-    <w:p>
-      <w:pPr>
-        <w:pStyle w:val="a3"/>
-        <w:numPr>
-          <w:ilvl w:val="0"/>
-          <w:numId w:val="1"/>
-        </w:numPr>
-      </w:pPr>
-      <w:r>
-        <w:t>1</w:t>
-      </w:r>
-      <w:r>
-        <w:t>9</w:t>
-      </w:r>
-      <w:r>
-        <w:t xml:space="preserve"> параметры </w:t>
-      </w:r>
-    </w:p>
-    <w:p>
-      <w:pPr>
-        <w:pStyle w:val="a3"/>
-        <w:numPr>
-          <w:ilvl w:val="1"/>
-          <w:numId w:val="1"/>
-        </w:numPr>
-        <w:rPr>
-          <w:highlight w:val="yellow"/>
-        </w:rPr>
-      </w:pPr>
-      <w:r>
-        <w:rPr>
-          <w:highlight w:val="yellow"/>
-        </w:rPr>
-        <w:t>1 неделя</w:t>
-      </w:r>
-      <w:r>
-        <w:rPr>
-          <w:highlight w:val="yellow"/>
-        </w:rPr>
-        <w:t xml:space="preserve"> </w:t>
-      </w:r>
-      <w:r>
-        <w:rPr>
-          <w:highlight w:val="yellow"/>
-        </w:rPr>
-        <w:t xml:space="preserve">017 </w:t>
-      </w:r>
-      <w:r>
-        <w:rPr>
-          <w:highlight w:val="yellow"/>
-        </w:rPr>
-        <w:t xml:space="preserve">, </w:t>
-      </w:r>
-      <w:r>
-        <w:rPr>
-          <w:highlight w:val="yellow"/>
-        </w:rPr>
-        <w:t>025</w:t>
-      </w:r>
-      <w:r>
-        <w:rPr>
-          <w:highlight w:val="yellow"/>
-        </w:rPr>
-        <w:t xml:space="preserve">(аналог сделать дома) </w:t>
-      </w:r>
-    </w:p>
-    <w:p>
-      <w:pPr>
-        <w:pStyle w:val="a3"/>
-        <w:numPr>
-          <w:ilvl w:val="1"/>
-          <w:numId w:val="1"/>
-        </w:numPr>
-      </w:pPr>
+        <w:t>2 неделя …</w:t>
+      </w:r>
       <w:r>
         <w:t xml:space="preserve"> 014, 011, 020, 024 в классе теория по анал.методу и куче модулей)</w:t>
       </w:r>
@@ -646,13 +601,7 @@
         </w:numPr>
       </w:pPr>
       <w:r>
-        <w:t>1</w:t>
-      </w:r>
-      <w:r>
-        <w:t>9</w:t>
-      </w:r>
-      <w:r>
-        <w:t xml:space="preserve"> - уравнения аналитика </w:t>
+        <w:t xml:space="preserve">19 - уравнения аналитика </w:t>
       </w:r>
       <w:r>
         <w:t xml:space="preserve">28 </w:t>
@@ -704,124 +653,7 @@
           <w:highlight w:val="yellow"/>
           <w:shd w:val="clear" w:color="auto" w:fill="FFFFFF"/>
         </w:rPr>
-        <w:t>006 </w:t>
-      </w:r>
-      <w:r>
-        <w:rPr>
-          <w:rFonts w:ascii="Segoe UI" w:hAnsi="Segoe UI" w:cs="Segoe UI"/>
-          <w:b/>
-          <w:bCs/>
-          <w:color w:val="1E293B"/>
-          <w:sz w:val="20"/>
-          <w:szCs w:val="20"/>
-          <w:highlight w:val="yellow"/>
-          <w:shd w:val="clear" w:color="auto" w:fill="FFFFFF"/>
-        </w:rPr>
-        <w:t xml:space="preserve"> </w:t>
-      </w:r>
-      <w:r>
-        <w:rPr>
-          <w:rFonts w:ascii="Segoe UI" w:hAnsi="Segoe UI" w:cs="Segoe UI"/>
-          <w:b/>
-          <w:bCs/>
-          <w:color w:val="1E293B"/>
-          <w:sz w:val="20"/>
-          <w:szCs w:val="20"/>
-          <w:highlight w:val="yellow"/>
-          <w:shd w:val="clear" w:color="auto" w:fill="FFFFFF"/>
-        </w:rPr>
-        <w:t>005 </w:t>
-      </w:r>
-      <w:r>
-        <w:rPr>
-          <w:rFonts w:ascii="Segoe UI" w:hAnsi="Segoe UI" w:cs="Segoe UI"/>
-          <w:b/>
-          <w:bCs/>
-          <w:color w:val="1E293B"/>
-          <w:sz w:val="20"/>
-          <w:szCs w:val="20"/>
-          <w:highlight w:val="yellow"/>
-          <w:shd w:val="clear" w:color="auto" w:fill="FFFFFF"/>
-        </w:rPr>
-        <w:t xml:space="preserve"> </w:t>
-      </w:r>
-      <w:r>
-        <w:rPr>
-          <w:rFonts w:ascii="Segoe UI" w:hAnsi="Segoe UI" w:cs="Segoe UI"/>
-          <w:b/>
-          <w:bCs/>
-          <w:color w:val="1E293B"/>
-          <w:sz w:val="20"/>
-          <w:szCs w:val="20"/>
-          <w:highlight w:val="yellow"/>
-          <w:shd w:val="clear" w:color="auto" w:fill="FFFFFF"/>
-        </w:rPr>
-        <w:t>001 </w:t>
-      </w:r>
-      <w:r>
-        <w:rPr>
-          <w:rFonts w:ascii="Segoe UI" w:hAnsi="Segoe UI" w:cs="Segoe UI"/>
-          <w:b/>
-          <w:bCs/>
-          <w:color w:val="1E293B"/>
-          <w:sz w:val="20"/>
-          <w:szCs w:val="20"/>
-          <w:highlight w:val="yellow"/>
-          <w:shd w:val="clear" w:color="auto" w:fill="FFFFFF"/>
-        </w:rPr>
-        <w:t xml:space="preserve">  </w:t>
-      </w:r>
-      <w:r>
-        <w:rPr>
-          <w:rFonts w:ascii="Segoe UI" w:hAnsi="Segoe UI" w:cs="Segoe UI"/>
-          <w:b/>
-          <w:bCs/>
-          <w:color w:val="1E293B"/>
-          <w:sz w:val="20"/>
-          <w:szCs w:val="20"/>
-          <w:highlight w:val="yellow"/>
-          <w:shd w:val="clear" w:color="auto" w:fill="FFFFFF"/>
-        </w:rPr>
-        <w:t>0061 007 </w:t>
-      </w:r>
-      <w:r>
-        <w:rPr>
-          <w:rFonts w:ascii="Segoe UI" w:hAnsi="Segoe UI" w:cs="Segoe UI"/>
-          <w:b/>
-          <w:bCs/>
-          <w:color w:val="1E293B"/>
-          <w:sz w:val="20"/>
-          <w:szCs w:val="20"/>
-          <w:highlight w:val="yellow"/>
-          <w:shd w:val="clear" w:color="auto" w:fill="FFFFFF"/>
-        </w:rPr>
-        <w:t xml:space="preserve"> </w:t>
-      </w:r>
-      <w:r>
-        <w:rPr>
-          <w:rFonts w:ascii="Segoe UI" w:hAnsi="Segoe UI" w:cs="Segoe UI"/>
-          <w:b/>
-          <w:bCs/>
-          <w:color w:val="1E293B"/>
-          <w:sz w:val="20"/>
-          <w:szCs w:val="20"/>
-          <w:highlight w:val="yellow"/>
-          <w:shd w:val="clear" w:color="auto" w:fill="FFFFFF"/>
-        </w:rPr>
-        <w:t>008</w:t>
-      </w:r>
-      <w:r>
-        <w:rPr>
-          <w:rFonts w:ascii="Segoe UI" w:hAnsi="Segoe UI" w:cs="Segoe UI"/>
-          <w:b/>
-          <w:bCs/>
-          <w:color w:val="1E293B"/>
-          <w:sz w:val="20"/>
-          <w:szCs w:val="20"/>
-          <w:highlight w:val="yellow"/>
-          <w:shd w:val="clear" w:color="auto" w:fill="FFFFFF"/>
-        </w:rPr>
-        <w:t>(аналог решить)</w:t>
+        <w:t>006  005  001   0061 007  008(аналог решить)</w:t>
       </w:r>
     </w:p>
     <w:p>
@@ -833,13 +665,7 @@
         </w:numPr>
       </w:pPr>
       <w:r>
-        <w:t>1</w:t>
-      </w:r>
-      <w:r>
-        <w:t>8</w:t>
-      </w:r>
-      <w:r>
-        <w:t xml:space="preserve"> Планиметрия -подготовка</w:t>
+        <w:t>18 Планиметрия -подготовка</w:t>
       </w:r>
     </w:p>
     <w:p>
@@ -854,13 +680,7 @@
         <w:rPr>
           <w:highlight w:val="yellow"/>
         </w:rPr>
-        <w:t>1</w:t>
-      </w:r>
-      <w:r>
-        <w:rPr>
-          <w:highlight w:val="yellow"/>
-        </w:rPr>
-        <w:t xml:space="preserve"> неделя – Медиана</w:t>
+        <w:t>1 неделя – Медиана</w:t>
       </w:r>
       <w:r>
         <w:br/>
@@ -891,12 +711,15 @@
       </w:hyperlink>
       <w:r>
         <w:rPr>
+          <w:rStyle w:val="a4"/>
           <w:rFonts w:cstheme="minorHAnsi"/>
-          <w:color w:val="0F1115"/>
+          <w:color w:val="3964FE"/>
           <w:sz w:val="18"/>
           <w:szCs w:val="18"/>
-        </w:rPr>
-        <w:br/>
+          <w:bdr w:val="single" w:sz="12" w:space="0" w:color="auto" w:frame="1"/>
+          <w:shd w:val="clear" w:color="auto" w:fill="FFFFFF"/>
+        </w:rPr>
+        <w:t xml:space="preserve">  </w:t>
       </w:r>
       <w:r>
         <w:rPr>
@@ -914,8 +737,9 @@
           <w:color w:val="0F1115"/>
           <w:sz w:val="18"/>
           <w:szCs w:val="18"/>
-        </w:rPr>
-        <w:br/>
+          <w:shd w:val="clear" w:color="auto" w:fill="FFFFFF"/>
+        </w:rPr>
+        <w:t xml:space="preserve">  </w:t>
       </w:r>
       <w:r>
         <w:rPr>
@@ -937,10 +761,7 @@
         </w:numPr>
       </w:pPr>
       <w:r>
-        <w:t>2</w:t>
-      </w:r>
-      <w:r>
-        <w:t xml:space="preserve"> неделя – Отношения</w:t>
+        <w:t>2 неделя – Отношения</w:t>
       </w:r>
     </w:p>
     <w:p>
@@ -1103,16 +924,7 @@
         </w:numPr>
       </w:pPr>
       <w:r>
-        <w:t>4</w:t>
-      </w:r>
-      <w:r>
-        <w:t xml:space="preserve"> неделя </w:t>
-      </w:r>
-      <w:r>
-        <w:t>–</w:t>
-      </w:r>
-      <w:r>
-        <w:t xml:space="preserve"> </w:t>
+        <w:t xml:space="preserve">4 неделя – </w:t>
       </w:r>
       <w:r>
         <w:t>Биссектриса</w:t>
@@ -1195,13 +1007,7 @@
         </w:numPr>
       </w:pPr>
       <w:r>
-        <w:t>1</w:t>
-      </w:r>
-      <w:r>
-        <w:t>5</w:t>
-      </w:r>
-      <w:r>
-        <w:t xml:space="preserve"> стереометрия</w:t>
+        <w:t>15 стереометрия</w:t>
       </w:r>
     </w:p>
     <w:p>
@@ -1240,31 +1046,19 @@
         <w:rPr>
           <w:highlight w:val="yellow"/>
         </w:rPr>
-        <w:t xml:space="preserve"> 001 003 005 007 009 010</w:t>
-      </w:r>
-    </w:p>
-    <w:p>
-      <w:pPr>
-        <w:pStyle w:val="a3"/>
-        <w:numPr>
-          <w:ilvl w:val="1"/>
-          <w:numId w:val="2"/>
-        </w:numPr>
-      </w:pPr>
-    </w:p>
-    <w:p>
-      <w:pPr>
-        <w:pStyle w:val="a3"/>
-        <w:numPr>
-          <w:ilvl w:val="1"/>
-          <w:numId w:val="2"/>
-        </w:numPr>
-      </w:pPr>
-      <w:r>
-        <w:t>Все способы задания плоскостей в методе координат</w:t>
-      </w:r>
-      <w:r>
-        <w:t xml:space="preserve"> (СМ. ТЕОРИЮ)</w:t>
+        <w:t xml:space="preserve"> 001 003 005 007 009</w:t>
+      </w:r>
+      <w:r>
+        <w:rPr>
+          <w:highlight w:val="yellow"/>
+        </w:rPr>
+        <w:t> </w:t>
+      </w:r>
+      <w:r>
+        <w:rPr>
+          <w:highlight w:val="yellow"/>
+        </w:rPr>
+        <w:t>010</w:t>
       </w:r>
     </w:p>
     <w:p>
@@ -1276,7 +1070,7 @@
         </w:numPr>
       </w:pPr>
       <w:r>
-        <w:t>3 точки</w:t>
+        <w:t>2 неделя</w:t>
       </w:r>
     </w:p>
     <w:p>
@@ -1288,8 +1082,21 @@
         </w:numPr>
       </w:pPr>
       <w:r>
-        <w:lastRenderedPageBreak/>
-        <w:t>2 точки параллельно прямой</w:t>
+        <w:t>3 неделя</w:t>
+      </w:r>
+      <w:bookmarkStart w:id="0" w:name="_GoBack"/>
+      <w:bookmarkEnd w:id="0"/>
+    </w:p>
+    <w:p/>
+    <w:p/>
+    <w:p/>
+    <w:p/>
+    <w:p>
+      <w:r>
+        <w:t>Все способы задания плоскостей в методе координат</w:t>
+      </w:r>
+      <w:r>
+        <w:t xml:space="preserve"> (СМ. ТЕОРИЮ)</w:t>
       </w:r>
     </w:p>
     <w:p>
@@ -1301,10 +1108,31 @@
         </w:numPr>
       </w:pPr>
       <w:r>
-        <w:t xml:space="preserve">1 точка параллельно </w:t>
-      </w:r>
-      <w:r>
-        <w:t>плоскости</w:t>
+        <w:t>3 точки</w:t>
+      </w:r>
+    </w:p>
+    <w:p>
+      <w:pPr>
+        <w:pStyle w:val="a3"/>
+        <w:numPr>
+          <w:ilvl w:val="2"/>
+          <w:numId w:val="2"/>
+        </w:numPr>
+      </w:pPr>
+      <w:r>
+        <w:t>2 точки параллельно прямой</w:t>
+      </w:r>
+    </w:p>
+    <w:p>
+      <w:pPr>
+        <w:pStyle w:val="a3"/>
+        <w:numPr>
+          <w:ilvl w:val="2"/>
+          <w:numId w:val="2"/>
+        </w:numPr>
+      </w:pPr>
+      <w:r>
+        <w:t>1 точка параллельно плоскости</w:t>
       </w:r>
     </w:p>
     <w:p>
@@ -2112,6 +1940,7 @@
   <w:style w:type="character" w:default="1" w:styleId="a0">
     <w:name w:val="Default Paragraph Font"/>
     <w:uiPriority w:val="1"/>
+    <w:semiHidden/>
     <w:unhideWhenUsed/>
   </w:style>
   <w:style w:type="table" w:default="1" w:styleId="a1">

--- a/json_files/СТРУКТУРА ЕГЭ МАТЕМАТИКА/ПЛАН НА ГОД.docx
+++ b/json_files/СТРУКТУРА ЕГЭ МАТЕМАТИКА/ПЛАН НА ГОД.docx
@@ -23,9 +23,21 @@
           <w:ilvl w:val="0"/>
           <w:numId w:val="1"/>
         </w:numPr>
-      </w:pPr>
-      <w:r>
-        <w:t xml:space="preserve">1 часть </w:t>
+        <w:rPr>
+          <w:b/>
+        </w:rPr>
+      </w:pPr>
+      <w:r>
+        <w:rPr>
+          <w:b/>
+        </w:rPr>
+        <w:t xml:space="preserve">1 </w:t>
+      </w:r>
+      <w:r>
+        <w:rPr>
+          <w:b/>
+        </w:rPr>
+        <w:t>ЧАСТЬ</w:t>
       </w:r>
     </w:p>
     <w:p>
@@ -51,6 +63,12 @@
         </w:rPr>
         <w:t>2</w:t>
       </w:r>
+      <w:r>
+        <w:rPr>
+          <w:highlight w:val="yellow"/>
+        </w:rPr>
+        <w:t xml:space="preserve"> (вектора)</w:t>
+      </w:r>
     </w:p>
     <w:p>
       <w:pPr>
@@ -59,9 +77,51 @@
           <w:ilvl w:val="1"/>
           <w:numId w:val="1"/>
         </w:numPr>
-      </w:pPr>
-      <w:r>
-        <w:t xml:space="preserve">старое 5, 6, 4, 5 </w:t>
+        <w:rPr>
+          <w:highlight w:val="cyan"/>
+        </w:rPr>
+      </w:pPr>
+      <w:r>
+        <w:rPr>
+          <w:highlight w:val="cyan"/>
+        </w:rPr>
+        <w:t>2</w:t>
+      </w:r>
+      <w:r>
+        <w:rPr>
+          <w:highlight w:val="cyan"/>
+        </w:rPr>
+        <w:t xml:space="preserve">  неделя – </w:t>
+      </w:r>
+      <w:r>
+        <w:rPr>
+          <w:highlight w:val="cyan"/>
+        </w:rPr>
+        <w:t>7 (уравнения)</w:t>
+      </w:r>
+    </w:p>
+    <w:p>
+      <w:pPr>
+        <w:pStyle w:val="a3"/>
+        <w:numPr>
+          <w:ilvl w:val="1"/>
+          <w:numId w:val="1"/>
+        </w:numPr>
+      </w:pPr>
+      <w:r>
+        <w:t>3 неделя</w:t>
+      </w:r>
+    </w:p>
+    <w:p>
+      <w:pPr>
+        <w:pStyle w:val="a3"/>
+        <w:numPr>
+          <w:ilvl w:val="1"/>
+          <w:numId w:val="1"/>
+        </w:numPr>
+      </w:pPr>
+      <w:r>
+        <w:t>4 неделя</w:t>
       </w:r>
     </w:p>
     <w:p>
@@ -73,25 +133,25 @@
         </w:numPr>
       </w:pPr>
       <w:r>
-        <w:t xml:space="preserve">13 Финансы </w:t>
+        <w:rPr>
+          <w:b/>
+        </w:rPr>
+        <w:t xml:space="preserve">13 </w:t>
+      </w:r>
+      <w:r>
+        <w:rPr>
+          <w:b/>
+        </w:rPr>
+        <w:t>ФИНАНСЫ</w:t>
+      </w:r>
+      <w:r>
+        <w:t xml:space="preserve"> </w:t>
       </w:r>
       <w:r>
         <w:t>70</w:t>
       </w:r>
       <w:r>
-        <w:t xml:space="preserve"> (</w:t>
-      </w:r>
-      <w:r>
-        <w:t>7</w:t>
-      </w:r>
-      <w:r>
-        <w:t xml:space="preserve"> решения дома + </w:t>
-      </w:r>
-      <w:r>
-        <w:t>7</w:t>
-      </w:r>
-      <w:r>
-        <w:t xml:space="preserve"> решения в классе)*4</w:t>
+        <w:t xml:space="preserve"> </w:t>
       </w:r>
     </w:p>
     <w:p>
@@ -171,6 +231,15 @@
       <w:r>
         <w:t>Неделя 2</w:t>
       </w:r>
+      <w:r>
+        <w:t xml:space="preserve"> </w:t>
+      </w:r>
+      <w:r>
+        <w:rPr>
+          <w:b/>
+        </w:rPr>
+        <w:t>ВКЛАДЫ ЗАКОНЧИМ</w:t>
+      </w:r>
     </w:p>
     <w:p>
       <w:pPr>
@@ -181,466 +250,24 @@
         </w:numPr>
       </w:pPr>
       <w:r>
-        <w:t>В классе 10 11 12 13 15(1) 16(1)  17(1,2)</w:t>
-      </w:r>
-    </w:p>
-    <w:p>
-      <w:pPr>
-        <w:pStyle w:val="a3"/>
-        <w:numPr>
-          <w:ilvl w:val="2"/>
-          <w:numId w:val="1"/>
-        </w:numPr>
-      </w:pPr>
-      <w:r>
-        <w:t xml:space="preserve">Дома  14 15(2) 16(2) 17(3) </w:t>
-      </w:r>
-    </w:p>
-    <w:p>
-      <w:pPr>
-        <w:pStyle w:val="a3"/>
-        <w:numPr>
-          <w:ilvl w:val="1"/>
-          <w:numId w:val="1"/>
-        </w:numPr>
-      </w:pPr>
-      <w:r>
-        <w:t xml:space="preserve">Неделя </w:t>
-      </w:r>
-      <w:r>
-        <w:t>3</w:t>
-      </w:r>
-    </w:p>
-    <w:p>
-      <w:pPr>
-        <w:pStyle w:val="a3"/>
-        <w:numPr>
-          <w:ilvl w:val="2"/>
-          <w:numId w:val="1"/>
-        </w:numPr>
-      </w:pPr>
-      <w:r>
-        <w:t>В классе   18*(1) 19*(1)  20**(1)</w:t>
-      </w:r>
-    </w:p>
-    <w:p>
-      <w:pPr>
-        <w:pStyle w:val="a3"/>
-        <w:numPr>
-          <w:ilvl w:val="2"/>
-          <w:numId w:val="1"/>
-        </w:numPr>
-      </w:pPr>
-      <w:r>
-        <w:t>Дома  18*(2) 19*(2) 20**(2)</w:t>
-      </w:r>
-    </w:p>
-    <w:p>
-      <w:pPr>
-        <w:pStyle w:val="a3"/>
-        <w:numPr>
-          <w:ilvl w:val="1"/>
-          <w:numId w:val="1"/>
-        </w:numPr>
-      </w:pPr>
-      <w:r>
-        <w:t>Неделя 4 – кредиты аннуитет</w:t>
-      </w:r>
-    </w:p>
-    <w:p>
-      <w:pPr>
-        <w:pStyle w:val="a3"/>
-        <w:numPr>
-          <w:ilvl w:val="2"/>
-          <w:numId w:val="1"/>
-        </w:numPr>
-      </w:pPr>
-      <w:r>
-        <w:t>В классе 33(1) 34(1) 35(1) 36(1,3)  37*(1)  38</w:t>
-      </w:r>
-    </w:p>
-    <w:p>
-      <w:pPr>
-        <w:pStyle w:val="a3"/>
-        <w:numPr>
-          <w:ilvl w:val="2"/>
-          <w:numId w:val="1"/>
-        </w:numPr>
-      </w:pPr>
-      <w:r>
-        <w:t>Дома 31 32(1=2=3) 33(2) 34(2) 35(2) 36(2,4)  37*(2)</w:t>
-      </w:r>
-    </w:p>
-    <w:p>
-      <w:pPr>
-        <w:pStyle w:val="a3"/>
-        <w:ind w:left="2160"/>
-      </w:pPr>
-    </w:p>
-    <w:p>
-      <w:pPr>
-        <w:pStyle w:val="a3"/>
-        <w:numPr>
-          <w:ilvl w:val="0"/>
-          <w:numId w:val="1"/>
-        </w:numPr>
-      </w:pPr>
-      <w:r>
-        <w:t>14 Уравнения 100 (12 письменные разборы + 7 решения в дома + 7 решения в классе)*4</w:t>
-      </w:r>
-    </w:p>
-    <w:p>
-      <w:pPr>
-        <w:pStyle w:val="a3"/>
-        <w:numPr>
-          <w:ilvl w:val="1"/>
-          <w:numId w:val="1"/>
-        </w:numPr>
-      </w:pPr>
-      <w:r>
-        <w:t>Неделя 1 </w:t>
-      </w:r>
-    </w:p>
-    <w:p>
-      <w:pPr>
-        <w:pStyle w:val="a3"/>
-        <w:numPr>
-          <w:ilvl w:val="2"/>
-          <w:numId w:val="1"/>
-        </w:numPr>
-        <w:rPr>
-          <w:b/>
-          <w:highlight w:val="yellow"/>
-        </w:rPr>
-      </w:pPr>
-      <w:r>
-        <w:rPr>
-          <w:b/>
-          <w:highlight w:val="yellow"/>
-        </w:rPr>
-        <w:t>В классе 004 011(2) 012(1)</w:t>
-      </w:r>
-      <w:r>
-        <w:rPr>
-          <w:b/>
-        </w:rPr>
-        <w:t xml:space="preserve"> 013(2,</w:t>
-      </w:r>
-      <w:r>
-        <w:rPr>
-          <w:b/>
-        </w:rPr>
-        <w:t>1</w:t>
-      </w:r>
-      <w:r>
-        <w:rPr>
-          <w:b/>
-        </w:rPr>
-        <w:t>)</w:t>
-      </w:r>
-      <w:r>
-        <w:rPr>
-          <w:b/>
-        </w:rPr>
-        <w:t xml:space="preserve">  </w:t>
-      </w:r>
-      <w:r>
-        <w:rPr>
-          <w:b/>
-          <w:highlight w:val="yellow"/>
-        </w:rPr>
-        <w:t>007 </w:t>
-      </w:r>
-      <w:r>
-        <w:rPr>
-          <w:b/>
-          <w:highlight w:val="yellow"/>
-        </w:rPr>
-        <w:t xml:space="preserve">  </w:t>
-      </w:r>
-    </w:p>
-    <w:p>
-      <w:pPr>
-        <w:pStyle w:val="a3"/>
-        <w:numPr>
-          <w:ilvl w:val="2"/>
-          <w:numId w:val="1"/>
-        </w:numPr>
-        <w:rPr>
-          <w:highlight w:val="yellow"/>
-        </w:rPr>
-      </w:pPr>
-      <w:r>
-        <w:rPr>
-          <w:b/>
-          <w:highlight w:val="yellow"/>
-        </w:rPr>
-        <w:t xml:space="preserve">Письменно </w:t>
-      </w:r>
-      <w:r>
-        <w:rPr>
-          <w:b/>
-          <w:highlight w:val="yellow"/>
-        </w:rPr>
-        <w:t>Дома</w:t>
-      </w:r>
-      <w:r>
-        <w:rPr>
-          <w:highlight w:val="yellow"/>
-        </w:rPr>
-        <w:t xml:space="preserve">  </w:t>
-      </w:r>
-      <w:r>
-        <w:rPr>
-          <w:b/>
-          <w:highlight w:val="yellow"/>
-        </w:rPr>
-        <w:t>008</w:t>
-      </w:r>
-      <w:r>
-        <w:rPr>
-          <w:highlight w:val="yellow"/>
-        </w:rPr>
-        <w:t> </w:t>
-      </w:r>
-      <w:r>
-        <w:rPr>
-          <w:b/>
-          <w:highlight w:val="yellow"/>
-        </w:rPr>
-        <w:t>010</w:t>
-      </w:r>
-      <w:r>
-        <w:rPr>
-          <w:highlight w:val="yellow"/>
-        </w:rPr>
-        <w:t> </w:t>
-      </w:r>
-      <w:r>
-        <w:rPr>
-          <w:b/>
-          <w:highlight w:val="yellow"/>
-        </w:rPr>
-        <w:t>011</w:t>
-      </w:r>
-      <w:r>
-        <w:rPr>
-          <w:highlight w:val="yellow"/>
-        </w:rPr>
-        <w:t xml:space="preserve">(3) </w:t>
-      </w:r>
-      <w:r>
-        <w:rPr>
-          <w:b/>
-          <w:highlight w:val="yellow"/>
-        </w:rPr>
-        <w:t>012</w:t>
-      </w:r>
-      <w:r>
-        <w:rPr>
-          <w:highlight w:val="yellow"/>
-        </w:rPr>
-        <w:t xml:space="preserve">(2) </w:t>
-      </w:r>
-      <w:r>
-        <w:rPr>
-          <w:b/>
-          <w:highlight w:val="yellow"/>
-        </w:rPr>
-        <w:t>013</w:t>
-      </w:r>
-      <w:r>
-        <w:rPr>
-          <w:highlight w:val="yellow"/>
-        </w:rPr>
-        <w:t>(</w:t>
-      </w:r>
-      <w:r>
-        <w:rPr>
-          <w:highlight w:val="yellow"/>
-        </w:rPr>
-        <w:t>3</w:t>
-      </w:r>
-      <w:r>
-        <w:rPr>
-          <w:highlight w:val="yellow"/>
-        </w:rPr>
-        <w:t xml:space="preserve">) </w:t>
-      </w:r>
-      <w:r>
-        <w:rPr>
-          <w:b/>
-          <w:highlight w:val="yellow"/>
-        </w:rPr>
-        <w:t>016</w:t>
-      </w:r>
-    </w:p>
-    <w:p>
-      <w:pPr>
-        <w:pStyle w:val="a3"/>
-        <w:numPr>
-          <w:ilvl w:val="2"/>
-          <w:numId w:val="1"/>
-        </w:numPr>
-        <w:rPr>
-          <w:b/>
-          <w:highlight w:val="yellow"/>
-        </w:rPr>
-      </w:pPr>
-      <w:r>
-        <w:rPr>
-          <w:b/>
-          <w:highlight w:val="yellow"/>
-        </w:rPr>
-        <w:t>Устно дома</w:t>
-      </w:r>
-      <w:r>
-        <w:rPr>
-          <w:b/>
-          <w:highlight w:val="yellow"/>
-        </w:rPr>
-        <w:t xml:space="preserve"> 001 002 003  005 006 011(1) 014</w:t>
-      </w:r>
-    </w:p>
-    <w:p>
-      <w:pPr>
-        <w:pStyle w:val="a3"/>
-      </w:pPr>
-      <w:r>
-        <w:rPr>
-          <w:b/>
-        </w:rPr>
-        <w:t>081</w:t>
-      </w:r>
-    </w:p>
-    <w:p>
-      <w:pPr>
-        <w:pStyle w:val="a3"/>
-        <w:numPr>
-          <w:ilvl w:val="0"/>
-          <w:numId w:val="1"/>
-        </w:numPr>
-      </w:pPr>
-      <w:r>
-        <w:t xml:space="preserve">19 параметры </w:t>
-      </w:r>
-    </w:p>
-    <w:p>
-      <w:pPr>
-        <w:pStyle w:val="a3"/>
-        <w:numPr>
-          <w:ilvl w:val="1"/>
-          <w:numId w:val="1"/>
-        </w:numPr>
-        <w:rPr>
-          <w:highlight w:val="yellow"/>
-        </w:rPr>
-      </w:pPr>
-      <w:r>
-        <w:rPr>
-          <w:highlight w:val="yellow"/>
-        </w:rPr>
-        <w:t>1 неделя</w:t>
-      </w:r>
-      <w:r>
-        <w:rPr>
-          <w:highlight w:val="yellow"/>
-        </w:rPr>
-        <w:t xml:space="preserve"> </w:t>
-      </w:r>
-      <w:r>
-        <w:rPr>
-          <w:highlight w:val="yellow"/>
-        </w:rPr>
-        <w:t xml:space="preserve">017 , </w:t>
-      </w:r>
-      <w:r>
-        <w:t>025</w:t>
-      </w:r>
-      <w:r>
-        <w:rPr>
-          <w:highlight w:val="yellow"/>
-        </w:rPr>
-        <w:t xml:space="preserve">(аналог сделать дома) </w:t>
-      </w:r>
-    </w:p>
-    <w:p>
-      <w:pPr>
-        <w:pStyle w:val="a3"/>
-        <w:numPr>
-          <w:ilvl w:val="1"/>
-          <w:numId w:val="1"/>
-        </w:numPr>
-      </w:pPr>
-      <w:r>
-        <w:t>2 неделя …</w:t>
-      </w:r>
-      <w:r>
-        <w:t xml:space="preserve"> 014, 011, 020, 024 в классе теория по анал.методу и куче модулей)</w:t>
-      </w:r>
-    </w:p>
-    <w:p>
-      <w:pPr>
-        <w:rPr>
-          <w:b/>
-        </w:rPr>
-      </w:pPr>
-      <w:r>
-        <w:rPr>
-          <w:b/>
-        </w:rPr>
-        <w:t>Сам.видеоразборы:</w:t>
-      </w:r>
-    </w:p>
-    <w:p>
-      <w:pPr>
-        <w:pStyle w:val="a3"/>
-        <w:numPr>
-          <w:ilvl w:val="0"/>
-          <w:numId w:val="2"/>
-        </w:numPr>
-      </w:pPr>
-      <w:r>
-        <w:t xml:space="preserve">19 - уравнения аналитика </w:t>
-      </w:r>
-      <w:r>
-        <w:t xml:space="preserve">28 </w:t>
-      </w:r>
-      <w:r>
-        <w:t>(</w:t>
-      </w:r>
-      <w:r>
-        <w:t>-</w:t>
-      </w:r>
-      <w:r>
-        <w:t xml:space="preserve"> </w:t>
-      </w:r>
-      <w:r>
-        <w:t>6</w:t>
-      </w:r>
-      <w:r>
-        <w:t xml:space="preserve"> в классе) - 22/4=6</w:t>
-      </w:r>
-      <w:r>
-        <w:t xml:space="preserve"> (в неделю)</w:t>
-      </w:r>
-    </w:p>
-    <w:p>
-      <w:pPr>
-        <w:pStyle w:val="a3"/>
-        <w:numPr>
-          <w:ilvl w:val="0"/>
-          <w:numId w:val="3"/>
-        </w:numPr>
-        <w:rPr>
-          <w:highlight w:val="yellow"/>
-        </w:rPr>
-      </w:pPr>
-      <w:r>
-        <w:rPr>
-          <w:highlight w:val="yellow"/>
-        </w:rPr>
-        <w:t xml:space="preserve">1 неделя - </w:t>
+        <w:rPr>
+          <w:highlight w:val="cyan"/>
+        </w:rPr>
+        <w:t>В классе</w:t>
+      </w:r>
+      <w:r>
+        <w:t xml:space="preserve"> 10 11 12 13 </w:t>
+      </w:r>
+      <w:r>
+        <w:rPr>
+          <w:rFonts w:ascii="Segoe UI" w:hAnsi="Segoe UI" w:cs="Segoe UI"/>
+          <w:bCs/>
+          <w:color w:val="1E293B"/>
+          <w:sz w:val="20"/>
+          <w:szCs w:val="20"/>
+          <w:shd w:val="clear" w:color="auto" w:fill="FFFFFF"/>
+        </w:rPr>
+        <w:t>14</w:t>
       </w:r>
       <w:r>
         <w:rPr>
@@ -650,10 +277,1019 @@
           <w:color w:val="1E293B"/>
           <w:sz w:val="20"/>
           <w:szCs w:val="20"/>
-          <w:highlight w:val="yellow"/>
-          <w:shd w:val="clear" w:color="auto" w:fill="FFFFFF"/>
-        </w:rPr>
-        <w:t>006  005  001   0061 007  008(аналог решить)</w:t>
+          <w:shd w:val="clear" w:color="auto" w:fill="FFFFFF"/>
+        </w:rPr>
+        <w:t> </w:t>
+      </w:r>
+      <w:r>
+        <w:rPr>
+          <w:rFonts w:ascii="Segoe UI" w:hAnsi="Segoe UI" w:cs="Segoe UI"/>
+          <w:b/>
+          <w:bCs/>
+          <w:color w:val="1E293B"/>
+          <w:sz w:val="27"/>
+          <w:szCs w:val="27"/>
+          <w:shd w:val="clear" w:color="auto" w:fill="FFFFFF"/>
+        </w:rPr>
+        <w:t xml:space="preserve"> </w:t>
+      </w:r>
+      <w:r>
+        <w:t>16(1)  17(1,2)</w:t>
+      </w:r>
+    </w:p>
+    <w:p>
+      <w:pPr>
+        <w:pStyle w:val="a3"/>
+        <w:numPr>
+          <w:ilvl w:val="2"/>
+          <w:numId w:val="1"/>
+        </w:numPr>
+      </w:pPr>
+      <w:r>
+        <w:t xml:space="preserve">Дома  14 16(2) 17(3) </w:t>
+      </w:r>
+      <w:bookmarkStart w:id="0" w:name="_GoBack"/>
+      <w:bookmarkEnd w:id="0"/>
+    </w:p>
+    <w:p>
+      <w:pPr>
+        <w:pStyle w:val="a3"/>
+        <w:numPr>
+          <w:ilvl w:val="1"/>
+          <w:numId w:val="1"/>
+        </w:numPr>
+      </w:pPr>
+      <w:r>
+        <w:t xml:space="preserve">Неделя </w:t>
+      </w:r>
+      <w:r>
+        <w:t>3</w:t>
+      </w:r>
+      <w:r>
+        <w:t xml:space="preserve"> АНУИТЕТ:</w:t>
+      </w:r>
+    </w:p>
+    <w:p>
+      <w:pPr>
+        <w:pStyle w:val="a3"/>
+        <w:numPr>
+          <w:ilvl w:val="2"/>
+          <w:numId w:val="1"/>
+        </w:numPr>
+      </w:pPr>
+      <w:r>
+        <w:t>В классе   18*(1) 19*(1)  20**(1)</w:t>
+      </w:r>
+    </w:p>
+    <w:p>
+      <w:pPr>
+        <w:pStyle w:val="a3"/>
+        <w:numPr>
+          <w:ilvl w:val="2"/>
+          <w:numId w:val="1"/>
+        </w:numPr>
+      </w:pPr>
+      <w:r>
+        <w:t>Дома  18*(2) 19*(2) 20**(2)</w:t>
+      </w:r>
+    </w:p>
+    <w:p>
+      <w:pPr>
+        <w:pStyle w:val="a3"/>
+        <w:numPr>
+          <w:ilvl w:val="1"/>
+          <w:numId w:val="1"/>
+        </w:numPr>
+      </w:pPr>
+      <w:r>
+        <w:t>Неделя 4 – кредиты аннуитет</w:t>
+      </w:r>
+    </w:p>
+    <w:p>
+      <w:pPr>
+        <w:pStyle w:val="a3"/>
+        <w:numPr>
+          <w:ilvl w:val="2"/>
+          <w:numId w:val="1"/>
+        </w:numPr>
+      </w:pPr>
+      <w:r>
+        <w:t>В классе 33(1) 34(1) 35(1) 36(1,3)  37*(1)  38</w:t>
+      </w:r>
+    </w:p>
+    <w:p>
+      <w:pPr>
+        <w:pStyle w:val="a3"/>
+        <w:numPr>
+          <w:ilvl w:val="2"/>
+          <w:numId w:val="1"/>
+        </w:numPr>
+      </w:pPr>
+      <w:r>
+        <w:t>Дома 31 32(1=2=3) 33(2) 34(2) 35(2) 36(2,4)  37*(2)</w:t>
+      </w:r>
+    </w:p>
+    <w:p>
+      <w:pPr>
+        <w:pStyle w:val="a3"/>
+        <w:numPr>
+          <w:ilvl w:val="0"/>
+          <w:numId w:val="1"/>
+        </w:numPr>
+      </w:pPr>
+      <w:r>
+        <w:rPr>
+          <w:b/>
+        </w:rPr>
+        <w:t xml:space="preserve">14 </w:t>
+      </w:r>
+      <w:r>
+        <w:rPr>
+          <w:b/>
+        </w:rPr>
+        <w:t>УРАВНЕНИЯ</w:t>
+      </w:r>
+      <w:r>
+        <w:t xml:space="preserve"> 100 </w:t>
+      </w:r>
+    </w:p>
+    <w:p>
+      <w:pPr>
+        <w:pStyle w:val="a3"/>
+        <w:numPr>
+          <w:ilvl w:val="1"/>
+          <w:numId w:val="1"/>
+        </w:numPr>
+      </w:pPr>
+      <w:r>
+        <w:t>Неделя 1 </w:t>
+      </w:r>
+    </w:p>
+    <w:p>
+      <w:pPr>
+        <w:pStyle w:val="a3"/>
+        <w:numPr>
+          <w:ilvl w:val="2"/>
+          <w:numId w:val="1"/>
+        </w:numPr>
+        <w:rPr>
+          <w:highlight w:val="yellow"/>
+        </w:rPr>
+      </w:pPr>
+      <w:r>
+        <w:rPr>
+          <w:highlight w:val="yellow"/>
+        </w:rPr>
+        <w:t>В классе 004 011(2) 012(1)</w:t>
+      </w:r>
+      <w:r>
+        <w:t xml:space="preserve"> 013(2,</w:t>
+      </w:r>
+      <w:r>
+        <w:t>1</w:t>
+      </w:r>
+      <w:r>
+        <w:t>)</w:t>
+      </w:r>
+      <w:r>
+        <w:t xml:space="preserve">  </w:t>
+      </w:r>
+      <w:r>
+        <w:rPr>
+          <w:highlight w:val="yellow"/>
+        </w:rPr>
+        <w:t>007 </w:t>
+      </w:r>
+      <w:r>
+        <w:rPr>
+          <w:highlight w:val="yellow"/>
+        </w:rPr>
+        <w:t xml:space="preserve">  </w:t>
+      </w:r>
+    </w:p>
+    <w:p>
+      <w:pPr>
+        <w:pStyle w:val="a3"/>
+        <w:numPr>
+          <w:ilvl w:val="2"/>
+          <w:numId w:val="1"/>
+        </w:numPr>
+        <w:rPr>
+          <w:highlight w:val="yellow"/>
+        </w:rPr>
+      </w:pPr>
+      <w:r>
+        <w:rPr>
+          <w:highlight w:val="yellow"/>
+        </w:rPr>
+        <w:t xml:space="preserve">Письменно </w:t>
+      </w:r>
+      <w:r>
+        <w:rPr>
+          <w:highlight w:val="yellow"/>
+        </w:rPr>
+        <w:t>Дома  008 010 011(3) 012(2) 013(</w:t>
+      </w:r>
+      <w:r>
+        <w:rPr>
+          <w:highlight w:val="yellow"/>
+        </w:rPr>
+        <w:t>3</w:t>
+      </w:r>
+      <w:r>
+        <w:rPr>
+          <w:highlight w:val="yellow"/>
+        </w:rPr>
+        <w:t>) 016</w:t>
+      </w:r>
+    </w:p>
+    <w:p>
+      <w:pPr>
+        <w:pStyle w:val="a3"/>
+        <w:numPr>
+          <w:ilvl w:val="2"/>
+          <w:numId w:val="1"/>
+        </w:numPr>
+        <w:rPr>
+          <w:highlight w:val="yellow"/>
+        </w:rPr>
+      </w:pPr>
+      <w:r>
+        <w:rPr>
+          <w:highlight w:val="yellow"/>
+        </w:rPr>
+        <w:t>Устно дома</w:t>
+      </w:r>
+      <w:r>
+        <w:rPr>
+          <w:highlight w:val="yellow"/>
+        </w:rPr>
+        <w:t xml:space="preserve"> 001 002 003  005 006 011(1) 014</w:t>
+      </w:r>
+    </w:p>
+    <w:p>
+      <w:pPr>
+        <w:pStyle w:val="a3"/>
+        <w:numPr>
+          <w:ilvl w:val="1"/>
+          <w:numId w:val="1"/>
+        </w:numPr>
+        <w:rPr>
+          <w:highlight w:val="cyan"/>
+        </w:rPr>
+      </w:pPr>
+      <w:r>
+        <w:rPr>
+          <w:highlight w:val="cyan"/>
+        </w:rPr>
+        <w:t>Неделя 2</w:t>
+      </w:r>
+      <w:r>
+        <w:rPr>
+          <w:highlight w:val="cyan"/>
+        </w:rPr>
+        <w:t xml:space="preserve">  </w:t>
+      </w:r>
+    </w:p>
+    <w:p>
+      <w:pPr>
+        <w:pStyle w:val="a3"/>
+        <w:numPr>
+          <w:ilvl w:val="2"/>
+          <w:numId w:val="1"/>
+        </w:numPr>
+        <w:rPr>
+          <w:highlight w:val="cyan"/>
+        </w:rPr>
+      </w:pPr>
+      <w:r>
+        <w:rPr>
+          <w:highlight w:val="cyan"/>
+        </w:rPr>
+        <w:t xml:space="preserve">В КЛАССЕ </w:t>
+      </w:r>
+      <w:r>
+        <w:rPr>
+          <w:highlight w:val="cyan"/>
+        </w:rPr>
+        <w:t>081</w:t>
+      </w:r>
+      <w:r>
+        <w:rPr>
+          <w:highlight w:val="cyan"/>
+        </w:rPr>
+        <w:t xml:space="preserve"> 015 016 017 171  018 966 024  021 </w:t>
+      </w:r>
+    </w:p>
+    <w:p>
+      <w:pPr>
+        <w:pStyle w:val="a3"/>
+        <w:numPr>
+          <w:ilvl w:val="2"/>
+          <w:numId w:val="1"/>
+        </w:numPr>
+        <w:rPr>
+          <w:highlight w:val="cyan"/>
+        </w:rPr>
+      </w:pPr>
+      <w:r>
+        <w:rPr>
+          <w:highlight w:val="cyan"/>
+        </w:rPr>
+        <w:t>ДОМА  025 023</w:t>
+      </w:r>
+    </w:p>
+    <w:p>
+      <w:pPr>
+        <w:pStyle w:val="a3"/>
+        <w:numPr>
+          <w:ilvl w:val="0"/>
+          <w:numId w:val="1"/>
+        </w:numPr>
+        <w:rPr>
+          <w:b/>
+        </w:rPr>
+      </w:pPr>
+      <w:r>
+        <w:rPr>
+          <w:b/>
+        </w:rPr>
+        <w:t xml:space="preserve">19 </w:t>
+      </w:r>
+      <w:r>
+        <w:rPr>
+          <w:b/>
+        </w:rPr>
+        <w:t>ПАРАМЕТРЫ</w:t>
+      </w:r>
+    </w:p>
+    <w:p>
+      <w:pPr>
+        <w:pStyle w:val="a3"/>
+        <w:numPr>
+          <w:ilvl w:val="1"/>
+          <w:numId w:val="1"/>
+        </w:numPr>
+        <w:rPr>
+          <w:highlight w:val="yellow"/>
+        </w:rPr>
+      </w:pPr>
+      <w:r>
+        <w:rPr>
+          <w:highlight w:val="yellow"/>
+        </w:rPr>
+        <w:t>1 неделя</w:t>
+      </w:r>
+      <w:r>
+        <w:rPr>
+          <w:highlight w:val="yellow"/>
+        </w:rPr>
+        <w:t xml:space="preserve"> </w:t>
+      </w:r>
+      <w:r>
+        <w:rPr>
+          <w:highlight w:val="yellow"/>
+        </w:rPr>
+        <w:t xml:space="preserve"> АНАЛИТИКА(28)</w:t>
+      </w:r>
+    </w:p>
+    <w:p>
+      <w:pPr>
+        <w:pStyle w:val="a3"/>
+        <w:numPr>
+          <w:ilvl w:val="2"/>
+          <w:numId w:val="1"/>
+        </w:numPr>
+        <w:rPr>
+          <w:highlight w:val="yellow"/>
+        </w:rPr>
+      </w:pPr>
+      <w:r>
+        <w:rPr>
+          <w:highlight w:val="yellow"/>
+        </w:rPr>
+        <w:t xml:space="preserve">В классе </w:t>
+      </w:r>
+      <w:r>
+        <w:rPr>
+          <w:highlight w:val="yellow"/>
+        </w:rPr>
+        <w:t xml:space="preserve">017 , </w:t>
+      </w:r>
+      <w:r>
+        <w:rPr>
+          <w:highlight w:val="yellow"/>
+        </w:rPr>
+        <w:t>025</w:t>
+      </w:r>
+    </w:p>
+    <w:p>
+      <w:pPr>
+        <w:pStyle w:val="a3"/>
+        <w:numPr>
+          <w:ilvl w:val="2"/>
+          <w:numId w:val="1"/>
+        </w:numPr>
+        <w:rPr>
+          <w:highlight w:val="yellow"/>
+        </w:rPr>
+      </w:pPr>
+      <w:r>
+        <w:rPr>
+          <w:highlight w:val="yellow"/>
+        </w:rPr>
+        <w:t>Дома разбор – 001 005 006 0061</w:t>
+      </w:r>
+      <w:r>
+        <w:rPr>
+          <w:highlight w:val="yellow"/>
+        </w:rPr>
+        <w:t xml:space="preserve">  007  008(1)</w:t>
+      </w:r>
+    </w:p>
+    <w:p>
+      <w:pPr>
+        <w:pStyle w:val="a3"/>
+        <w:numPr>
+          <w:ilvl w:val="2"/>
+          <w:numId w:val="1"/>
+        </w:numPr>
+        <w:rPr>
+          <w:highlight w:val="yellow"/>
+        </w:rPr>
+      </w:pPr>
+      <w:r>
+        <w:rPr>
+          <w:highlight w:val="yellow"/>
+        </w:rPr>
+        <w:t>Дома решать 008(аналог)</w:t>
+      </w:r>
+    </w:p>
+    <w:p>
+      <w:pPr>
+        <w:pStyle w:val="a3"/>
+        <w:numPr>
+          <w:ilvl w:val="1"/>
+          <w:numId w:val="1"/>
+        </w:numPr>
+      </w:pPr>
+      <w:r>
+        <w:rPr>
+          <w:highlight w:val="cyan"/>
+        </w:rPr>
+        <w:t>2 неделя</w:t>
+      </w:r>
+      <w:r>
+        <w:t xml:space="preserve"> </w:t>
+      </w:r>
+    </w:p>
+    <w:p>
+      <w:pPr>
+        <w:pStyle w:val="a3"/>
+        <w:numPr>
+          <w:ilvl w:val="2"/>
+          <w:numId w:val="1"/>
+        </w:numPr>
+        <w:rPr>
+          <w:sz w:val="20"/>
+          <w:szCs w:val="20"/>
+        </w:rPr>
+      </w:pPr>
+      <w:r>
+        <w:t xml:space="preserve">В </w:t>
+      </w:r>
+      <w:r>
+        <w:rPr>
+          <w:sz w:val="20"/>
+          <w:szCs w:val="20"/>
+        </w:rPr>
+        <w:t>КЛАССЕ 0</w:t>
+      </w:r>
+      <w:r>
+        <w:rPr>
+          <w:sz w:val="20"/>
+          <w:szCs w:val="20"/>
+        </w:rPr>
+        <w:t xml:space="preserve">14, 011 </w:t>
+      </w:r>
+    </w:p>
+    <w:p>
+      <w:pPr>
+        <w:pStyle w:val="a3"/>
+        <w:numPr>
+          <w:ilvl w:val="2"/>
+          <w:numId w:val="1"/>
+        </w:numPr>
+        <w:rPr>
+          <w:sz w:val="20"/>
+          <w:szCs w:val="20"/>
+        </w:rPr>
+      </w:pPr>
+      <w:r>
+        <w:rPr>
+          <w:sz w:val="20"/>
+          <w:szCs w:val="20"/>
+        </w:rPr>
+        <w:t>ДОМА</w:t>
+      </w:r>
+      <w:r>
+        <w:rPr>
+          <w:rFonts w:ascii="Segoe UI" w:hAnsi="Segoe UI" w:cs="Segoe UI"/>
+          <w:bCs/>
+          <w:color w:val="1E293B"/>
+          <w:sz w:val="20"/>
+          <w:szCs w:val="20"/>
+          <w:shd w:val="clear" w:color="auto" w:fill="FFFFFF"/>
+        </w:rPr>
+        <w:t xml:space="preserve"> </w:t>
+      </w:r>
+      <w:r>
+        <w:rPr>
+          <w:rFonts w:ascii="Segoe UI" w:hAnsi="Segoe UI" w:cs="Segoe UI"/>
+          <w:bCs/>
+          <w:color w:val="1E293B"/>
+          <w:sz w:val="20"/>
+          <w:szCs w:val="20"/>
+          <w:shd w:val="clear" w:color="auto" w:fill="FFFFFF"/>
+        </w:rPr>
+        <w:t>002</w:t>
+      </w:r>
+      <w:r>
+        <w:rPr>
+          <w:rFonts w:ascii="Segoe UI" w:hAnsi="Segoe UI" w:cs="Segoe UI"/>
+          <w:bCs/>
+          <w:color w:val="1E293B"/>
+          <w:sz w:val="20"/>
+          <w:szCs w:val="20"/>
+          <w:shd w:val="clear" w:color="auto" w:fill="FFFFFF"/>
+        </w:rPr>
+        <w:t> </w:t>
+      </w:r>
+      <w:r>
+        <w:rPr>
+          <w:rFonts w:ascii="Segoe UI" w:hAnsi="Segoe UI" w:cs="Segoe UI"/>
+          <w:bCs/>
+          <w:color w:val="1E293B"/>
+          <w:sz w:val="20"/>
+          <w:szCs w:val="20"/>
+          <w:shd w:val="clear" w:color="auto" w:fill="FFFFFF"/>
+        </w:rPr>
+        <w:t>003 </w:t>
+      </w:r>
+      <w:r>
+        <w:rPr>
+          <w:rFonts w:ascii="Segoe UI" w:hAnsi="Segoe UI" w:cs="Segoe UI"/>
+          <w:bCs/>
+          <w:color w:val="1E293B"/>
+          <w:sz w:val="20"/>
+          <w:szCs w:val="20"/>
+          <w:shd w:val="clear" w:color="auto" w:fill="FFFFFF"/>
+        </w:rPr>
+        <w:t xml:space="preserve"> </w:t>
+      </w:r>
+      <w:r>
+        <w:rPr>
+          <w:rFonts w:ascii="Segoe UI" w:hAnsi="Segoe UI" w:cs="Segoe UI"/>
+          <w:bCs/>
+          <w:color w:val="1E293B"/>
+          <w:sz w:val="20"/>
+          <w:szCs w:val="20"/>
+          <w:shd w:val="clear" w:color="auto" w:fill="FFFFFF"/>
+        </w:rPr>
+        <w:t>004</w:t>
+      </w:r>
+      <w:r>
+        <w:rPr>
+          <w:rFonts w:ascii="Segoe UI" w:hAnsi="Segoe UI" w:cs="Segoe UI"/>
+          <w:bCs/>
+          <w:color w:val="1E293B"/>
+          <w:sz w:val="20"/>
+          <w:szCs w:val="20"/>
+          <w:shd w:val="clear" w:color="auto" w:fill="FFFFFF"/>
+        </w:rPr>
+        <w:t> </w:t>
+      </w:r>
+      <w:r>
+        <w:rPr>
+          <w:rFonts w:ascii="Segoe UI" w:hAnsi="Segoe UI" w:cs="Segoe UI"/>
+          <w:bCs/>
+          <w:color w:val="1E293B"/>
+          <w:sz w:val="20"/>
+          <w:szCs w:val="20"/>
+          <w:shd w:val="clear" w:color="auto" w:fill="FFFFFF"/>
+        </w:rPr>
+        <w:t>010 </w:t>
+      </w:r>
+      <w:r>
+        <w:rPr>
+          <w:rFonts w:ascii="Segoe UI" w:hAnsi="Segoe UI" w:cs="Segoe UI"/>
+          <w:bCs/>
+          <w:color w:val="1E293B"/>
+          <w:sz w:val="20"/>
+          <w:szCs w:val="20"/>
+          <w:shd w:val="clear" w:color="auto" w:fill="FFFFFF"/>
+        </w:rPr>
+        <w:t xml:space="preserve"> </w:t>
+      </w:r>
+      <w:r>
+        <w:rPr>
+          <w:rFonts w:ascii="Segoe UI" w:hAnsi="Segoe UI" w:cs="Segoe UI"/>
+          <w:bCs/>
+          <w:color w:val="1E293B"/>
+          <w:sz w:val="20"/>
+          <w:szCs w:val="20"/>
+          <w:shd w:val="clear" w:color="auto" w:fill="FFFFFF"/>
+        </w:rPr>
+        <w:t>009</w:t>
+      </w:r>
+      <w:r>
+        <w:rPr>
+          <w:rFonts w:ascii="Segoe UI" w:hAnsi="Segoe UI" w:cs="Segoe UI"/>
+          <w:bCs/>
+          <w:color w:val="1E293B"/>
+          <w:sz w:val="20"/>
+          <w:szCs w:val="20"/>
+          <w:shd w:val="clear" w:color="auto" w:fill="FFFFFF"/>
+        </w:rPr>
+        <w:t xml:space="preserve"> (1 СМОТРИМ, 2-1 САМИ ДЕЛАЕМ)</w:t>
+      </w:r>
+    </w:p>
+    <w:p>
+      <w:pPr>
+        <w:pStyle w:val="a3"/>
+        <w:numPr>
+          <w:ilvl w:val="1"/>
+          <w:numId w:val="1"/>
+        </w:numPr>
+        <w:rPr>
+          <w:sz w:val="20"/>
+          <w:szCs w:val="20"/>
+        </w:rPr>
+      </w:pPr>
+      <w:r>
+        <w:rPr>
+          <w:sz w:val="20"/>
+          <w:szCs w:val="20"/>
+        </w:rPr>
+        <w:t>3 НЕДЕЛЯ</w:t>
+      </w:r>
+      <w:r>
+        <w:rPr>
+          <w:sz w:val="20"/>
+          <w:szCs w:val="20"/>
+        </w:rPr>
+        <w:t xml:space="preserve"> </w:t>
+      </w:r>
+      <w:r>
+        <w:rPr>
+          <w:sz w:val="20"/>
+          <w:szCs w:val="20"/>
+        </w:rPr>
+        <w:t xml:space="preserve">В КЛАССЕ </w:t>
+      </w:r>
+      <w:r>
+        <w:rPr>
+          <w:sz w:val="20"/>
+          <w:szCs w:val="20"/>
+        </w:rPr>
+        <w:t xml:space="preserve"> 020, 024</w:t>
+      </w:r>
+    </w:p>
+    <w:p>
+      <w:pPr>
+        <w:pStyle w:val="a3"/>
+        <w:numPr>
+          <w:ilvl w:val="0"/>
+          <w:numId w:val="1"/>
+        </w:numPr>
+      </w:pPr>
+      <w:r>
+        <w:rPr>
+          <w:b/>
+        </w:rPr>
+        <w:t>15 СТЕРЕОМЕТРИЯ</w:t>
+      </w:r>
+      <w:r>
+        <w:t xml:space="preserve"> </w:t>
+      </w:r>
+      <w:r>
+        <w:t>Правильная 4 призма (25</w:t>
+      </w:r>
+      <w:r>
+        <w:t>)</w:t>
+      </w:r>
+    </w:p>
+    <w:p>
+      <w:pPr>
+        <w:pStyle w:val="a3"/>
+        <w:numPr>
+          <w:ilvl w:val="1"/>
+          <w:numId w:val="1"/>
+        </w:numPr>
+        <w:rPr>
+          <w:highlight w:val="yellow"/>
+        </w:rPr>
+      </w:pPr>
+      <w:r>
+        <w:rPr>
+          <w:highlight w:val="yellow"/>
+        </w:rPr>
+        <w:t>1 неделя</w:t>
+      </w:r>
+    </w:p>
+    <w:p>
+      <w:pPr>
+        <w:pStyle w:val="a3"/>
+        <w:numPr>
+          <w:ilvl w:val="2"/>
+          <w:numId w:val="1"/>
+        </w:numPr>
+      </w:pPr>
+      <w:r>
+        <w:t xml:space="preserve">В классе  </w:t>
+      </w:r>
+      <w:r>
+        <w:rPr>
+          <w:highlight w:val="yellow"/>
+        </w:rPr>
+        <w:t>001</w:t>
+      </w:r>
+      <w:r>
+        <w:rPr>
+          <w:highlight w:val="yellow"/>
+        </w:rPr>
+        <w:t> </w:t>
+      </w:r>
+      <w:r>
+        <w:rPr>
+          <w:highlight w:val="yellow"/>
+        </w:rPr>
+        <w:t>003 </w:t>
+      </w:r>
+    </w:p>
+    <w:p>
+      <w:pPr>
+        <w:pStyle w:val="a3"/>
+        <w:numPr>
+          <w:ilvl w:val="2"/>
+          <w:numId w:val="1"/>
+        </w:numPr>
+      </w:pPr>
+      <w:r>
+        <w:t xml:space="preserve">Дома разборы </w:t>
+      </w:r>
+      <w:r>
+        <w:rPr>
+          <w:highlight w:val="yellow"/>
+        </w:rPr>
+        <w:t>005 007 009</w:t>
+      </w:r>
+      <w:r>
+        <w:rPr>
+          <w:highlight w:val="yellow"/>
+        </w:rPr>
+        <w:t> </w:t>
+      </w:r>
+      <w:r>
+        <w:rPr>
+          <w:highlight w:val="yellow"/>
+        </w:rPr>
+        <w:t>010</w:t>
+      </w:r>
+    </w:p>
+    <w:p>
+      <w:pPr>
+        <w:pStyle w:val="a3"/>
+        <w:numPr>
+          <w:ilvl w:val="1"/>
+          <w:numId w:val="1"/>
+        </w:numPr>
+        <w:rPr>
+          <w:highlight w:val="cyan"/>
+        </w:rPr>
+      </w:pPr>
+      <w:r>
+        <w:rPr>
+          <w:highlight w:val="cyan"/>
+        </w:rPr>
+        <w:t>2 НЕДЕЛЯ</w:t>
+      </w:r>
+    </w:p>
+    <w:p>
+      <w:pPr>
+        <w:pStyle w:val="a3"/>
+        <w:numPr>
+          <w:ilvl w:val="2"/>
+          <w:numId w:val="1"/>
+        </w:numPr>
+        <w:rPr>
+          <w:sz w:val="20"/>
+          <w:szCs w:val="20"/>
+        </w:rPr>
+      </w:pPr>
+      <w:r>
+        <w:rPr>
+          <w:sz w:val="20"/>
+          <w:szCs w:val="20"/>
+        </w:rPr>
+        <w:t>В классе</w:t>
+      </w:r>
+      <w:r>
+        <w:rPr>
+          <w:sz w:val="20"/>
+          <w:szCs w:val="20"/>
+        </w:rPr>
+        <w:t xml:space="preserve"> </w:t>
+      </w:r>
+      <w:r>
+        <w:rPr>
+          <w:rFonts w:ascii="Segoe UI" w:hAnsi="Segoe UI" w:cs="Segoe UI"/>
+          <w:bCs/>
+          <w:color w:val="1E293B"/>
+          <w:sz w:val="20"/>
+          <w:szCs w:val="20"/>
+          <w:shd w:val="clear" w:color="auto" w:fill="FFFFFF"/>
+        </w:rPr>
+        <w:t>002</w:t>
+      </w:r>
+      <w:r>
+        <w:rPr>
+          <w:rFonts w:ascii="Segoe UI" w:hAnsi="Segoe UI" w:cs="Segoe UI"/>
+          <w:bCs/>
+          <w:color w:val="1E293B"/>
+          <w:sz w:val="20"/>
+          <w:szCs w:val="20"/>
+          <w:shd w:val="clear" w:color="auto" w:fill="FFFFFF"/>
+        </w:rPr>
+        <w:t> </w:t>
+      </w:r>
+      <w:r>
+        <w:rPr>
+          <w:rFonts w:ascii="Segoe UI" w:hAnsi="Segoe UI" w:cs="Segoe UI"/>
+          <w:bCs/>
+          <w:color w:val="1E293B"/>
+          <w:sz w:val="20"/>
+          <w:szCs w:val="20"/>
+          <w:shd w:val="clear" w:color="auto" w:fill="FFFFFF"/>
+        </w:rPr>
+        <w:t>004 </w:t>
+      </w:r>
+      <w:r>
+        <w:rPr>
+          <w:rFonts w:ascii="Segoe UI" w:hAnsi="Segoe UI" w:cs="Segoe UI"/>
+          <w:bCs/>
+          <w:color w:val="1E293B"/>
+          <w:sz w:val="20"/>
+          <w:szCs w:val="20"/>
+          <w:shd w:val="clear" w:color="auto" w:fill="FFFFFF"/>
+        </w:rPr>
+        <w:t xml:space="preserve"> </w:t>
+      </w:r>
+      <w:r>
+        <w:rPr>
+          <w:rFonts w:ascii="Segoe UI" w:hAnsi="Segoe UI" w:cs="Segoe UI"/>
+          <w:bCs/>
+          <w:color w:val="1E293B"/>
+          <w:sz w:val="20"/>
+          <w:szCs w:val="20"/>
+          <w:shd w:val="clear" w:color="auto" w:fill="FFFFFF"/>
+        </w:rPr>
+        <w:t>008 </w:t>
+      </w:r>
+    </w:p>
+    <w:p>
+      <w:pPr>
+        <w:pStyle w:val="a3"/>
+        <w:numPr>
+          <w:ilvl w:val="2"/>
+          <w:numId w:val="1"/>
+        </w:numPr>
+        <w:rPr>
+          <w:sz w:val="20"/>
+          <w:szCs w:val="20"/>
+        </w:rPr>
+      </w:pPr>
+      <w:r>
+        <w:rPr>
+          <w:sz w:val="20"/>
+          <w:szCs w:val="20"/>
+        </w:rPr>
+        <w:t>Дома</w:t>
+      </w:r>
+      <w:r>
+        <w:rPr>
+          <w:sz w:val="20"/>
+          <w:szCs w:val="20"/>
+        </w:rPr>
+        <w:t xml:space="preserve"> </w:t>
+      </w:r>
+      <w:r>
+        <w:rPr>
+          <w:rFonts w:ascii="Segoe UI" w:hAnsi="Segoe UI" w:cs="Segoe UI"/>
+          <w:bCs/>
+          <w:color w:val="1E293B"/>
+          <w:sz w:val="20"/>
+          <w:szCs w:val="20"/>
+          <w:shd w:val="clear" w:color="auto" w:fill="FFFFFF"/>
+        </w:rPr>
+        <w:t>013 </w:t>
+      </w:r>
+      <w:r>
+        <w:rPr>
+          <w:rFonts w:ascii="Segoe UI" w:hAnsi="Segoe UI" w:cs="Segoe UI"/>
+          <w:bCs/>
+          <w:color w:val="1E293B"/>
+          <w:sz w:val="20"/>
+          <w:szCs w:val="20"/>
+          <w:shd w:val="clear" w:color="auto" w:fill="FFFFFF"/>
+        </w:rPr>
+        <w:t xml:space="preserve"> </w:t>
+      </w:r>
+      <w:r>
+        <w:rPr>
+          <w:rFonts w:ascii="Segoe UI" w:hAnsi="Segoe UI" w:cs="Segoe UI"/>
+          <w:bCs/>
+          <w:color w:val="1E293B"/>
+          <w:sz w:val="20"/>
+          <w:szCs w:val="20"/>
+          <w:shd w:val="clear" w:color="auto" w:fill="FFFFFF"/>
+        </w:rPr>
+        <w:t>006 </w:t>
+      </w:r>
+      <w:r>
+        <w:rPr>
+          <w:rFonts w:ascii="Segoe UI" w:hAnsi="Segoe UI" w:cs="Segoe UI"/>
+          <w:bCs/>
+          <w:color w:val="1E293B"/>
+          <w:sz w:val="20"/>
+          <w:szCs w:val="20"/>
+          <w:shd w:val="clear" w:color="auto" w:fill="FFFFFF"/>
+        </w:rPr>
+        <w:t xml:space="preserve"> </w:t>
+      </w:r>
+      <w:r>
+        <w:rPr>
+          <w:rFonts w:ascii="Segoe UI" w:hAnsi="Segoe UI" w:cs="Segoe UI"/>
+          <w:bCs/>
+          <w:color w:val="1E293B"/>
+          <w:sz w:val="20"/>
+          <w:szCs w:val="20"/>
+          <w:shd w:val="clear" w:color="auto" w:fill="FFFFFF"/>
+        </w:rPr>
+        <w:t>011 </w:t>
+      </w:r>
+      <w:r>
+        <w:rPr>
+          <w:rFonts w:ascii="Segoe UI" w:hAnsi="Segoe UI" w:cs="Segoe UI"/>
+          <w:bCs/>
+          <w:color w:val="1E293B"/>
+          <w:sz w:val="20"/>
+          <w:szCs w:val="20"/>
+          <w:shd w:val="clear" w:color="auto" w:fill="FFFFFF"/>
+        </w:rPr>
+        <w:t xml:space="preserve"> </w:t>
+      </w:r>
+      <w:r>
+        <w:rPr>
+          <w:rFonts w:ascii="Segoe UI" w:hAnsi="Segoe UI" w:cs="Segoe UI"/>
+          <w:bCs/>
+          <w:color w:val="1E293B"/>
+          <w:sz w:val="20"/>
+          <w:szCs w:val="20"/>
+          <w:shd w:val="clear" w:color="auto" w:fill="FFFFFF"/>
+        </w:rPr>
+        <w:t>016 </w:t>
+      </w:r>
+    </w:p>
+    <w:p>
+      <w:pPr>
+        <w:pStyle w:val="a3"/>
+        <w:numPr>
+          <w:ilvl w:val="2"/>
+          <w:numId w:val="1"/>
+        </w:numPr>
+      </w:pPr>
+      <w:r>
+        <w:tab/>
+      </w:r>
+    </w:p>
+    <w:p>
+      <w:pPr>
+        <w:rPr>
+          <w:b/>
+        </w:rPr>
+      </w:pPr>
+      <w:r>
+        <w:rPr>
+          <w:b/>
+        </w:rPr>
+        <w:t>ВИДЕО-РАЗБОРЫ</w:t>
+      </w:r>
+      <w:r>
+        <w:rPr>
+          <w:b/>
+        </w:rPr>
+        <w:t>:</w:t>
       </w:r>
     </w:p>
     <w:p>
@@ -665,7 +1301,19 @@
         </w:numPr>
       </w:pPr>
       <w:r>
-        <w:t>18 Планиметрия -подготовка</w:t>
+        <w:rPr>
+          <w:b/>
+        </w:rPr>
+        <w:t xml:space="preserve">18 </w:t>
+      </w:r>
+      <w:r>
+        <w:rPr>
+          <w:b/>
+        </w:rPr>
+        <w:t>ПЛАНИМЕТРИЯ</w:t>
+      </w:r>
+      <w:r>
+        <w:t>-подготовка</w:t>
       </w:r>
     </w:p>
     <w:p>
@@ -759,8 +1407,14 @@
           <w:ilvl w:val="1"/>
           <w:numId w:val="2"/>
         </w:numPr>
-      </w:pPr>
-      <w:r>
+        <w:rPr>
+          <w:highlight w:val="cyan"/>
+        </w:rPr>
+      </w:pPr>
+      <w:r>
+        <w:rPr>
+          <w:highlight w:val="cyan"/>
+        </w:rPr>
         <w:t>2 неделя – Отношения</w:t>
       </w:r>
     </w:p>
@@ -841,6 +1495,7 @@
         </w:numPr>
       </w:pPr>
       <w:r>
+        <w:lastRenderedPageBreak/>
         <w:t xml:space="preserve">3 неделя - </w:t>
       </w:r>
       <w:r>
@@ -934,6 +1589,13 @@
       <w:pPr>
         <w:pStyle w:val="a3"/>
         <w:ind w:left="1440"/>
+        <w:rPr>
+          <w:rFonts w:cstheme="minorHAnsi"/>
+          <w:color w:val="0F1115"/>
+          <w:sz w:val="18"/>
+          <w:szCs w:val="18"/>
+          <w:shd w:val="clear" w:color="auto" w:fill="FFFFFF"/>
+        </w:rPr>
       </w:pPr>
       <w:r>
         <w:rPr>
@@ -1001,96 +1663,9 @@
     <w:p>
       <w:pPr>
         <w:pStyle w:val="a3"/>
-        <w:numPr>
-          <w:ilvl w:val="0"/>
-          <w:numId w:val="2"/>
-        </w:numPr>
-      </w:pPr>
-      <w:r>
-        <w:t>15 стереометрия</w:t>
-      </w:r>
-    </w:p>
-    <w:p>
-      <w:pPr>
-        <w:pStyle w:val="a3"/>
-        <w:numPr>
-          <w:ilvl w:val="1"/>
-          <w:numId w:val="2"/>
-        </w:numPr>
-      </w:pPr>
-      <w:r>
-        <w:t>Дома:</w:t>
-      </w:r>
-      <w:r>
-        <w:t xml:space="preserve">Правильная 4 призма (25/4=6) </w:t>
-      </w:r>
-    </w:p>
-    <w:p>
-      <w:pPr>
-        <w:pStyle w:val="a3"/>
-        <w:numPr>
-          <w:ilvl w:val="2"/>
-          <w:numId w:val="2"/>
-        </w:numPr>
-        <w:rPr>
-          <w:highlight w:val="yellow"/>
-        </w:rPr>
-      </w:pPr>
-      <w:r>
-        <w:rPr>
-          <w:highlight w:val="yellow"/>
-        </w:rPr>
-        <w:t>1 неделя</w:t>
-      </w:r>
-      <w:r>
-        <w:rPr>
-          <w:highlight w:val="yellow"/>
-        </w:rPr>
-        <w:t xml:space="preserve"> 001 003 005 007 009</w:t>
-      </w:r>
-      <w:r>
-        <w:rPr>
-          <w:highlight w:val="yellow"/>
-        </w:rPr>
-        <w:t> </w:t>
-      </w:r>
-      <w:r>
-        <w:rPr>
-          <w:highlight w:val="yellow"/>
-        </w:rPr>
-        <w:t>010</w:t>
-      </w:r>
-    </w:p>
-    <w:p>
-      <w:pPr>
-        <w:pStyle w:val="a3"/>
-        <w:numPr>
-          <w:ilvl w:val="2"/>
-          <w:numId w:val="2"/>
-        </w:numPr>
-      </w:pPr>
-      <w:r>
-        <w:t>2 неделя</w:t>
-      </w:r>
-    </w:p>
-    <w:p>
-      <w:pPr>
-        <w:pStyle w:val="a3"/>
-        <w:numPr>
-          <w:ilvl w:val="2"/>
-          <w:numId w:val="2"/>
-        </w:numPr>
-      </w:pPr>
-      <w:r>
-        <w:t>3 неделя</w:t>
-      </w:r>
-      <w:bookmarkStart w:id="0" w:name="_GoBack"/>
-      <w:bookmarkEnd w:id="0"/>
-    </w:p>
-    <w:p/>
-    <w:p/>
-    <w:p/>
-    <w:p/>
+        <w:ind w:left="1440"/>
+      </w:pPr>
+    </w:p>
     <w:p>
       <w:r>
         <w:t>Все способы задания плоскостей в методе координат</w:t>

--- a/json_files/СТРУКТУРА ЕГЭ МАТЕМАТИКА/ПЛАН НА ГОД.docx
+++ b/json_files/СТРУКТУРА ЕГЭ МАТЕМАТИКА/ПЛАН НА ГОД.docx
@@ -85,13 +85,7 @@
         <w:rPr>
           <w:highlight w:val="cyan"/>
         </w:rPr>
-        <w:t>2</w:t>
-      </w:r>
-      <w:r>
-        <w:rPr>
-          <w:highlight w:val="cyan"/>
-        </w:rPr>
-        <w:t xml:space="preserve">  неделя – </w:t>
+        <w:t xml:space="preserve">2  неделя – </w:t>
       </w:r>
       <w:r>
         <w:rPr>
@@ -308,8 +302,6 @@
       <w:r>
         <w:t xml:space="preserve">Дома  14 16(2) 17(3) </w:t>
       </w:r>
-      <w:bookmarkStart w:id="0" w:name="_GoBack"/>
-      <w:bookmarkEnd w:id="0"/>
     </w:p>
     <w:p>
       <w:pPr>
@@ -682,6 +674,12 @@
         </w:rPr>
         <w:t>025</w:t>
       </w:r>
+      <w:r>
+        <w:rPr>
+          <w:highlight w:val="yellow"/>
+        </w:rPr>
+        <w:t xml:space="preserve"> – МОДУЛИ, КОРНИ</w:t>
+      </w:r>
     </w:p>
     <w:p>
       <w:pPr>
@@ -753,15 +751,20 @@
         <w:rPr>
           <w:sz w:val="20"/>
           <w:szCs w:val="20"/>
-        </w:rPr>
-      </w:pPr>
-      <w:r>
+          <w:highlight w:val="cyan"/>
+        </w:rPr>
+      </w:pPr>
+      <w:r>
+        <w:rPr>
+          <w:highlight w:val="cyan"/>
+        </w:rPr>
         <w:t xml:space="preserve">В </w:t>
       </w:r>
       <w:r>
         <w:rPr>
           <w:sz w:val="20"/>
           <w:szCs w:val="20"/>
+          <w:highlight w:val="cyan"/>
         </w:rPr>
         <w:t>КЛАССЕ 0</w:t>
       </w:r>
@@ -769,26 +772,93 @@
         <w:rPr>
           <w:sz w:val="20"/>
           <w:szCs w:val="20"/>
-        </w:rPr>
-        <w:t xml:space="preserve">14, 011 </w:t>
-      </w:r>
-    </w:p>
-    <w:p>
-      <w:pPr>
-        <w:pStyle w:val="a3"/>
-        <w:numPr>
-          <w:ilvl w:val="2"/>
-          <w:numId w:val="1"/>
-        </w:numPr>
-        <w:rPr>
-          <w:sz w:val="20"/>
-          <w:szCs w:val="20"/>
-        </w:rPr>
-      </w:pPr>
-      <w:r>
-        <w:rPr>
-          <w:sz w:val="20"/>
-          <w:szCs w:val="20"/>
+          <w:highlight w:val="cyan"/>
+        </w:rPr>
+        <w:t>14</w:t>
+      </w:r>
+      <w:r>
+        <w:rPr>
+          <w:sz w:val="20"/>
+          <w:szCs w:val="20"/>
+          <w:highlight w:val="cyan"/>
+        </w:rPr>
+        <w:t xml:space="preserve"> (ПЛОХИЕ КОРНИ)</w:t>
+      </w:r>
+      <w:r>
+        <w:rPr>
+          <w:sz w:val="20"/>
+          <w:szCs w:val="20"/>
+          <w:highlight w:val="cyan"/>
+        </w:rPr>
+        <w:t>, 011</w:t>
+      </w:r>
+      <w:r>
+        <w:rPr>
+          <w:sz w:val="20"/>
+          <w:szCs w:val="20"/>
+          <w:highlight w:val="cyan"/>
+        </w:rPr>
+        <w:t xml:space="preserve"> (ЗАМЕНА –</w:t>
+      </w:r>
+      <w:r>
+        <w:rPr>
+          <w:sz w:val="20"/>
+          <w:szCs w:val="20"/>
+          <w:highlight w:val="cyan"/>
+        </w:rPr>
+        <w:t xml:space="preserve"> Э</w:t>
+      </w:r>
+      <w:r>
+        <w:rPr>
+          <w:sz w:val="20"/>
+          <w:szCs w:val="20"/>
+          <w:highlight w:val="cyan"/>
+        </w:rPr>
+        <w:t>КСПОНЕНТА – ОБРАТНАЯ С ЛОГАРИФ</w:t>
+      </w:r>
+      <w:r>
+        <w:rPr>
+          <w:sz w:val="20"/>
+          <w:szCs w:val="20"/>
+          <w:highlight w:val="cyan"/>
+        </w:rPr>
+        <w:t>МО</w:t>
+      </w:r>
+      <w:r>
+        <w:rPr>
+          <w:sz w:val="20"/>
+          <w:szCs w:val="20"/>
+          <w:highlight w:val="cyan"/>
+        </w:rPr>
+        <w:t>М)</w:t>
+      </w:r>
+      <w:r>
+        <w:rPr>
+          <w:sz w:val="20"/>
+          <w:szCs w:val="20"/>
+          <w:highlight w:val="cyan"/>
+        </w:rPr>
+        <w:t xml:space="preserve"> </w:t>
+      </w:r>
+    </w:p>
+    <w:p>
+      <w:pPr>
+        <w:pStyle w:val="a3"/>
+        <w:numPr>
+          <w:ilvl w:val="2"/>
+          <w:numId w:val="1"/>
+        </w:numPr>
+        <w:rPr>
+          <w:sz w:val="20"/>
+          <w:szCs w:val="20"/>
+          <w:highlight w:val="cyan"/>
+        </w:rPr>
+      </w:pPr>
+      <w:r>
+        <w:rPr>
+          <w:sz w:val="20"/>
+          <w:szCs w:val="20"/>
+          <w:highlight w:val="cyan"/>
         </w:rPr>
         <w:t>ДОМА</w:t>
       </w:r>
@@ -799,9 +869,10 @@
           <w:color w:val="1E293B"/>
           <w:sz w:val="20"/>
           <w:szCs w:val="20"/>
+          <w:highlight w:val="cyan"/>
           <w:shd w:val="clear" w:color="auto" w:fill="FFFFFF"/>
         </w:rPr>
-        <w:t xml:space="preserve"> </w:t>
+        <w:t xml:space="preserve"> 002 0</w:t>
       </w:r>
       <w:r>
         <w:rPr>
@@ -810,9 +881,10 @@
           <w:color w:val="1E293B"/>
           <w:sz w:val="20"/>
           <w:szCs w:val="20"/>
+          <w:highlight w:val="cyan"/>
           <w:shd w:val="clear" w:color="auto" w:fill="FFFFFF"/>
         </w:rPr>
-        <w:t>002</w:t>
+        <w:t>03  004 010  009 (1 СМОТРИМ, 2-</w:t>
       </w:r>
       <w:r>
         <w:rPr>
@@ -821,9 +893,209 @@
           <w:color w:val="1E293B"/>
           <w:sz w:val="20"/>
           <w:szCs w:val="20"/>
+          <w:highlight w:val="cyan"/>
           <w:shd w:val="clear" w:color="auto" w:fill="FFFFFF"/>
         </w:rPr>
+        <w:t xml:space="preserve"> САМИ ДЕЛАЕМ)</w:t>
+      </w:r>
+    </w:p>
+    <w:p>
+      <w:pPr>
+        <w:pStyle w:val="a3"/>
+        <w:numPr>
+          <w:ilvl w:val="1"/>
+          <w:numId w:val="1"/>
+        </w:numPr>
+        <w:rPr>
+          <w:sz w:val="20"/>
+          <w:szCs w:val="20"/>
+        </w:rPr>
+      </w:pPr>
+      <w:r>
+        <w:rPr>
+          <w:sz w:val="20"/>
+          <w:szCs w:val="20"/>
+        </w:rPr>
+        <w:t>3 НЕДЕЛЯ</w:t>
+      </w:r>
+      <w:r>
+        <w:rPr>
+          <w:sz w:val="20"/>
+          <w:szCs w:val="20"/>
+        </w:rPr>
+        <w:t xml:space="preserve"> </w:t>
+      </w:r>
+      <w:r>
+        <w:rPr>
+          <w:sz w:val="20"/>
+          <w:szCs w:val="20"/>
+        </w:rPr>
+        <w:t>В КЛАССЕ  020</w:t>
+      </w:r>
+      <w:r>
+        <w:rPr>
+          <w:sz w:val="20"/>
+          <w:szCs w:val="20"/>
+        </w:rPr>
+        <w:t xml:space="preserve"> (СДЕЛАТЬ РУКОПИСНОЕ РЕШЕНИЕ)</w:t>
+      </w:r>
+      <w:r>
+        <w:rPr>
+          <w:sz w:val="20"/>
+          <w:szCs w:val="20"/>
+        </w:rPr>
+        <w:t>, 024</w:t>
+      </w:r>
+      <w:r>
+        <w:rPr>
+          <w:sz w:val="20"/>
+          <w:szCs w:val="20"/>
+        </w:rPr>
+        <w:t>(ПЛОХИЕ КОРНИ)</w:t>
+      </w:r>
+    </w:p>
+    <w:p>
+      <w:pPr>
+        <w:pStyle w:val="a3"/>
+        <w:numPr>
+          <w:ilvl w:val="0"/>
+          <w:numId w:val="1"/>
+        </w:numPr>
+      </w:pPr>
+      <w:r>
+        <w:rPr>
+          <w:b/>
+        </w:rPr>
+        <w:t>15 СТЕРЕОМЕТРИЯ</w:t>
+      </w:r>
+      <w:r>
+        <w:t xml:space="preserve"> Правильная 4 призма (25)</w:t>
+      </w:r>
+    </w:p>
+    <w:p>
+      <w:pPr>
+        <w:pStyle w:val="a3"/>
+        <w:numPr>
+          <w:ilvl w:val="1"/>
+          <w:numId w:val="1"/>
+        </w:numPr>
+        <w:rPr>
+          <w:highlight w:val="yellow"/>
+        </w:rPr>
+      </w:pPr>
+      <w:r>
+        <w:rPr>
+          <w:highlight w:val="yellow"/>
+        </w:rPr>
+        <w:t>1 неделя</w:t>
+      </w:r>
+    </w:p>
+    <w:p>
+      <w:pPr>
+        <w:pStyle w:val="a3"/>
+        <w:numPr>
+          <w:ilvl w:val="2"/>
+          <w:numId w:val="1"/>
+        </w:numPr>
+      </w:pPr>
+      <w:r>
+        <w:t xml:space="preserve">В классе  </w:t>
+      </w:r>
+      <w:r>
+        <w:rPr>
+          <w:highlight w:val="yellow"/>
+        </w:rPr>
+        <w:t>001</w:t>
+      </w:r>
+      <w:r>
+        <w:rPr>
+          <w:highlight w:val="yellow"/>
+        </w:rPr>
         <w:t> </w:t>
+      </w:r>
+      <w:r>
+        <w:rPr>
+          <w:highlight w:val="yellow"/>
+        </w:rPr>
+        <w:t>003 </w:t>
+      </w:r>
+    </w:p>
+    <w:p>
+      <w:pPr>
+        <w:pStyle w:val="a3"/>
+        <w:numPr>
+          <w:ilvl w:val="2"/>
+          <w:numId w:val="1"/>
+        </w:numPr>
+      </w:pPr>
+      <w:r>
+        <w:t xml:space="preserve">Дома разборы </w:t>
+      </w:r>
+      <w:r>
+        <w:rPr>
+          <w:highlight w:val="yellow"/>
+        </w:rPr>
+        <w:t>005 007 009</w:t>
+      </w:r>
+      <w:r>
+        <w:rPr>
+          <w:highlight w:val="yellow"/>
+        </w:rPr>
+        <w:t> </w:t>
+      </w:r>
+      <w:r>
+        <w:rPr>
+          <w:highlight w:val="yellow"/>
+        </w:rPr>
+        <w:t>010</w:t>
+      </w:r>
+    </w:p>
+    <w:p>
+      <w:pPr>
+        <w:pStyle w:val="a3"/>
+        <w:numPr>
+          <w:ilvl w:val="1"/>
+          <w:numId w:val="1"/>
+        </w:numPr>
+        <w:rPr>
+          <w:highlight w:val="cyan"/>
+        </w:rPr>
+      </w:pPr>
+      <w:r>
+        <w:rPr>
+          <w:highlight w:val="cyan"/>
+        </w:rPr>
+        <w:t>2 НЕДЕЛЯ</w:t>
+      </w:r>
+    </w:p>
+    <w:p>
+      <w:pPr>
+        <w:pStyle w:val="a3"/>
+        <w:numPr>
+          <w:ilvl w:val="2"/>
+          <w:numId w:val="1"/>
+        </w:numPr>
+        <w:rPr>
+          <w:sz w:val="20"/>
+          <w:szCs w:val="20"/>
+          <w:highlight w:val="cyan"/>
+        </w:rPr>
+      </w:pPr>
+      <w:r>
+        <w:rPr>
+          <w:sz w:val="20"/>
+          <w:szCs w:val="20"/>
+          <w:highlight w:val="cyan"/>
+        </w:rPr>
+        <w:t>В классе</w:t>
+      </w:r>
+      <w:r>
+        <w:rPr>
+          <w:sz w:val="20"/>
+          <w:szCs w:val="20"/>
+          <w:highlight w:val="cyan"/>
+        </w:rPr>
+        <w:t xml:space="preserve"> </w:t>
       </w:r>
       <w:r>
         <w:rPr>
@@ -832,9 +1104,37 @@
           <w:color w:val="1E293B"/>
           <w:sz w:val="20"/>
           <w:szCs w:val="20"/>
+          <w:highlight w:val="cyan"/>
           <w:shd w:val="clear" w:color="auto" w:fill="FFFFFF"/>
         </w:rPr>
-        <w:t>003 </w:t>
+        <w:t>002 004  008 </w:t>
+      </w:r>
+    </w:p>
+    <w:p>
+      <w:pPr>
+        <w:pStyle w:val="a3"/>
+        <w:numPr>
+          <w:ilvl w:val="2"/>
+          <w:numId w:val="1"/>
+        </w:numPr>
+        <w:rPr>
+          <w:sz w:val="20"/>
+          <w:szCs w:val="20"/>
+        </w:rPr>
+      </w:pPr>
+      <w:r>
+        <w:rPr>
+          <w:sz w:val="20"/>
+          <w:szCs w:val="20"/>
+        </w:rPr>
+        <w:t>Дома</w:t>
+      </w:r>
+      <w:r>
+        <w:rPr>
+          <w:sz w:val="20"/>
+          <w:szCs w:val="20"/>
+        </w:rPr>
+        <w:t xml:space="preserve"> </w:t>
       </w:r>
       <w:r>
         <w:rPr>
@@ -845,420 +1145,7 @@
           <w:szCs w:val="20"/>
           <w:shd w:val="clear" w:color="auto" w:fill="FFFFFF"/>
         </w:rPr>
-        <w:t xml:space="preserve"> </w:t>
-      </w:r>
-      <w:r>
-        <w:rPr>
-          <w:rFonts w:ascii="Segoe UI" w:hAnsi="Segoe UI" w:cs="Segoe UI"/>
-          <w:bCs/>
-          <w:color w:val="1E293B"/>
-          <w:sz w:val="20"/>
-          <w:szCs w:val="20"/>
-          <w:shd w:val="clear" w:color="auto" w:fill="FFFFFF"/>
-        </w:rPr>
-        <w:t>004</w:t>
-      </w:r>
-      <w:r>
-        <w:rPr>
-          <w:rFonts w:ascii="Segoe UI" w:hAnsi="Segoe UI" w:cs="Segoe UI"/>
-          <w:bCs/>
-          <w:color w:val="1E293B"/>
-          <w:sz w:val="20"/>
-          <w:szCs w:val="20"/>
-          <w:shd w:val="clear" w:color="auto" w:fill="FFFFFF"/>
-        </w:rPr>
-        <w:t> </w:t>
-      </w:r>
-      <w:r>
-        <w:rPr>
-          <w:rFonts w:ascii="Segoe UI" w:hAnsi="Segoe UI" w:cs="Segoe UI"/>
-          <w:bCs/>
-          <w:color w:val="1E293B"/>
-          <w:sz w:val="20"/>
-          <w:szCs w:val="20"/>
-          <w:shd w:val="clear" w:color="auto" w:fill="FFFFFF"/>
-        </w:rPr>
-        <w:t>010 </w:t>
-      </w:r>
-      <w:r>
-        <w:rPr>
-          <w:rFonts w:ascii="Segoe UI" w:hAnsi="Segoe UI" w:cs="Segoe UI"/>
-          <w:bCs/>
-          <w:color w:val="1E293B"/>
-          <w:sz w:val="20"/>
-          <w:szCs w:val="20"/>
-          <w:shd w:val="clear" w:color="auto" w:fill="FFFFFF"/>
-        </w:rPr>
-        <w:t xml:space="preserve"> </w:t>
-      </w:r>
-      <w:r>
-        <w:rPr>
-          <w:rFonts w:ascii="Segoe UI" w:hAnsi="Segoe UI" w:cs="Segoe UI"/>
-          <w:bCs/>
-          <w:color w:val="1E293B"/>
-          <w:sz w:val="20"/>
-          <w:szCs w:val="20"/>
-          <w:shd w:val="clear" w:color="auto" w:fill="FFFFFF"/>
-        </w:rPr>
-        <w:t>009</w:t>
-      </w:r>
-      <w:r>
-        <w:rPr>
-          <w:rFonts w:ascii="Segoe UI" w:hAnsi="Segoe UI" w:cs="Segoe UI"/>
-          <w:bCs/>
-          <w:color w:val="1E293B"/>
-          <w:sz w:val="20"/>
-          <w:szCs w:val="20"/>
-          <w:shd w:val="clear" w:color="auto" w:fill="FFFFFF"/>
-        </w:rPr>
-        <w:t xml:space="preserve"> (1 СМОТРИМ, 2-1 САМИ ДЕЛАЕМ)</w:t>
-      </w:r>
-    </w:p>
-    <w:p>
-      <w:pPr>
-        <w:pStyle w:val="a3"/>
-        <w:numPr>
-          <w:ilvl w:val="1"/>
-          <w:numId w:val="1"/>
-        </w:numPr>
-        <w:rPr>
-          <w:sz w:val="20"/>
-          <w:szCs w:val="20"/>
-        </w:rPr>
-      </w:pPr>
-      <w:r>
-        <w:rPr>
-          <w:sz w:val="20"/>
-          <w:szCs w:val="20"/>
-        </w:rPr>
-        <w:t>3 НЕДЕЛЯ</w:t>
-      </w:r>
-      <w:r>
-        <w:rPr>
-          <w:sz w:val="20"/>
-          <w:szCs w:val="20"/>
-        </w:rPr>
-        <w:t xml:space="preserve"> </w:t>
-      </w:r>
-      <w:r>
-        <w:rPr>
-          <w:sz w:val="20"/>
-          <w:szCs w:val="20"/>
-        </w:rPr>
-        <w:t xml:space="preserve">В КЛАССЕ </w:t>
-      </w:r>
-      <w:r>
-        <w:rPr>
-          <w:sz w:val="20"/>
-          <w:szCs w:val="20"/>
-        </w:rPr>
-        <w:t xml:space="preserve"> 020, 024</w:t>
-      </w:r>
-    </w:p>
-    <w:p>
-      <w:pPr>
-        <w:pStyle w:val="a3"/>
-        <w:numPr>
-          <w:ilvl w:val="0"/>
-          <w:numId w:val="1"/>
-        </w:numPr>
-      </w:pPr>
-      <w:r>
-        <w:rPr>
-          <w:b/>
-        </w:rPr>
-        <w:t>15 СТЕРЕОМЕТРИЯ</w:t>
-      </w:r>
-      <w:r>
-        <w:t xml:space="preserve"> </w:t>
-      </w:r>
-      <w:r>
-        <w:t>Правильная 4 призма (25</w:t>
-      </w:r>
-      <w:r>
-        <w:t>)</w:t>
-      </w:r>
-    </w:p>
-    <w:p>
-      <w:pPr>
-        <w:pStyle w:val="a3"/>
-        <w:numPr>
-          <w:ilvl w:val="1"/>
-          <w:numId w:val="1"/>
-        </w:numPr>
-        <w:rPr>
-          <w:highlight w:val="yellow"/>
-        </w:rPr>
-      </w:pPr>
-      <w:r>
-        <w:rPr>
-          <w:highlight w:val="yellow"/>
-        </w:rPr>
-        <w:t>1 неделя</w:t>
-      </w:r>
-    </w:p>
-    <w:p>
-      <w:pPr>
-        <w:pStyle w:val="a3"/>
-        <w:numPr>
-          <w:ilvl w:val="2"/>
-          <w:numId w:val="1"/>
-        </w:numPr>
-      </w:pPr>
-      <w:r>
-        <w:t xml:space="preserve">В классе  </w:t>
-      </w:r>
-      <w:r>
-        <w:rPr>
-          <w:highlight w:val="yellow"/>
-        </w:rPr>
-        <w:t>001</w:t>
-      </w:r>
-      <w:r>
-        <w:rPr>
-          <w:highlight w:val="yellow"/>
-        </w:rPr>
-        <w:t> </w:t>
-      </w:r>
-      <w:r>
-        <w:rPr>
-          <w:highlight w:val="yellow"/>
-        </w:rPr>
-        <w:t>003 </w:t>
-      </w:r>
-    </w:p>
-    <w:p>
-      <w:pPr>
-        <w:pStyle w:val="a3"/>
-        <w:numPr>
-          <w:ilvl w:val="2"/>
-          <w:numId w:val="1"/>
-        </w:numPr>
-      </w:pPr>
-      <w:r>
-        <w:t xml:space="preserve">Дома разборы </w:t>
-      </w:r>
-      <w:r>
-        <w:rPr>
-          <w:highlight w:val="yellow"/>
-        </w:rPr>
-        <w:t>005 007 009</w:t>
-      </w:r>
-      <w:r>
-        <w:rPr>
-          <w:highlight w:val="yellow"/>
-        </w:rPr>
-        <w:t> </w:t>
-      </w:r>
-      <w:r>
-        <w:rPr>
-          <w:highlight w:val="yellow"/>
-        </w:rPr>
-        <w:t>010</w:t>
-      </w:r>
-    </w:p>
-    <w:p>
-      <w:pPr>
-        <w:pStyle w:val="a3"/>
-        <w:numPr>
-          <w:ilvl w:val="1"/>
-          <w:numId w:val="1"/>
-        </w:numPr>
-        <w:rPr>
-          <w:highlight w:val="cyan"/>
-        </w:rPr>
-      </w:pPr>
-      <w:r>
-        <w:rPr>
-          <w:highlight w:val="cyan"/>
-        </w:rPr>
-        <w:t>2 НЕДЕЛЯ</w:t>
-      </w:r>
-    </w:p>
-    <w:p>
-      <w:pPr>
-        <w:pStyle w:val="a3"/>
-        <w:numPr>
-          <w:ilvl w:val="2"/>
-          <w:numId w:val="1"/>
-        </w:numPr>
-        <w:rPr>
-          <w:sz w:val="20"/>
-          <w:szCs w:val="20"/>
-        </w:rPr>
-      </w:pPr>
-      <w:r>
-        <w:rPr>
-          <w:sz w:val="20"/>
-          <w:szCs w:val="20"/>
-        </w:rPr>
-        <w:t>В классе</w:t>
-      </w:r>
-      <w:r>
-        <w:rPr>
-          <w:sz w:val="20"/>
-          <w:szCs w:val="20"/>
-        </w:rPr>
-        <w:t xml:space="preserve"> </w:t>
-      </w:r>
-      <w:r>
-        <w:rPr>
-          <w:rFonts w:ascii="Segoe UI" w:hAnsi="Segoe UI" w:cs="Segoe UI"/>
-          <w:bCs/>
-          <w:color w:val="1E293B"/>
-          <w:sz w:val="20"/>
-          <w:szCs w:val="20"/>
-          <w:shd w:val="clear" w:color="auto" w:fill="FFFFFF"/>
-        </w:rPr>
-        <w:t>002</w:t>
-      </w:r>
-      <w:r>
-        <w:rPr>
-          <w:rFonts w:ascii="Segoe UI" w:hAnsi="Segoe UI" w:cs="Segoe UI"/>
-          <w:bCs/>
-          <w:color w:val="1E293B"/>
-          <w:sz w:val="20"/>
-          <w:szCs w:val="20"/>
-          <w:shd w:val="clear" w:color="auto" w:fill="FFFFFF"/>
-        </w:rPr>
-        <w:t> </w:t>
-      </w:r>
-      <w:r>
-        <w:rPr>
-          <w:rFonts w:ascii="Segoe UI" w:hAnsi="Segoe UI" w:cs="Segoe UI"/>
-          <w:bCs/>
-          <w:color w:val="1E293B"/>
-          <w:sz w:val="20"/>
-          <w:szCs w:val="20"/>
-          <w:shd w:val="clear" w:color="auto" w:fill="FFFFFF"/>
-        </w:rPr>
-        <w:t>004 </w:t>
-      </w:r>
-      <w:r>
-        <w:rPr>
-          <w:rFonts w:ascii="Segoe UI" w:hAnsi="Segoe UI" w:cs="Segoe UI"/>
-          <w:bCs/>
-          <w:color w:val="1E293B"/>
-          <w:sz w:val="20"/>
-          <w:szCs w:val="20"/>
-          <w:shd w:val="clear" w:color="auto" w:fill="FFFFFF"/>
-        </w:rPr>
-        <w:t xml:space="preserve"> </w:t>
-      </w:r>
-      <w:r>
-        <w:rPr>
-          <w:rFonts w:ascii="Segoe UI" w:hAnsi="Segoe UI" w:cs="Segoe UI"/>
-          <w:bCs/>
-          <w:color w:val="1E293B"/>
-          <w:sz w:val="20"/>
-          <w:szCs w:val="20"/>
-          <w:shd w:val="clear" w:color="auto" w:fill="FFFFFF"/>
-        </w:rPr>
-        <w:t>008 </w:t>
-      </w:r>
-    </w:p>
-    <w:p>
-      <w:pPr>
-        <w:pStyle w:val="a3"/>
-        <w:numPr>
-          <w:ilvl w:val="2"/>
-          <w:numId w:val="1"/>
-        </w:numPr>
-        <w:rPr>
-          <w:sz w:val="20"/>
-          <w:szCs w:val="20"/>
-        </w:rPr>
-      </w:pPr>
-      <w:r>
-        <w:rPr>
-          <w:sz w:val="20"/>
-          <w:szCs w:val="20"/>
-        </w:rPr>
-        <w:t>Дома</w:t>
-      </w:r>
-      <w:r>
-        <w:rPr>
-          <w:sz w:val="20"/>
-          <w:szCs w:val="20"/>
-        </w:rPr>
-        <w:t xml:space="preserve"> </w:t>
-      </w:r>
-      <w:r>
-        <w:rPr>
-          <w:rFonts w:ascii="Segoe UI" w:hAnsi="Segoe UI" w:cs="Segoe UI"/>
-          <w:bCs/>
-          <w:color w:val="1E293B"/>
-          <w:sz w:val="20"/>
-          <w:szCs w:val="20"/>
-          <w:shd w:val="clear" w:color="auto" w:fill="FFFFFF"/>
-        </w:rPr>
-        <w:t>013 </w:t>
-      </w:r>
-      <w:r>
-        <w:rPr>
-          <w:rFonts w:ascii="Segoe UI" w:hAnsi="Segoe UI" w:cs="Segoe UI"/>
-          <w:bCs/>
-          <w:color w:val="1E293B"/>
-          <w:sz w:val="20"/>
-          <w:szCs w:val="20"/>
-          <w:shd w:val="clear" w:color="auto" w:fill="FFFFFF"/>
-        </w:rPr>
-        <w:t xml:space="preserve"> </w:t>
-      </w:r>
-      <w:r>
-        <w:rPr>
-          <w:rFonts w:ascii="Segoe UI" w:hAnsi="Segoe UI" w:cs="Segoe UI"/>
-          <w:bCs/>
-          <w:color w:val="1E293B"/>
-          <w:sz w:val="20"/>
-          <w:szCs w:val="20"/>
-          <w:shd w:val="clear" w:color="auto" w:fill="FFFFFF"/>
-        </w:rPr>
-        <w:t>006 </w:t>
-      </w:r>
-      <w:r>
-        <w:rPr>
-          <w:rFonts w:ascii="Segoe UI" w:hAnsi="Segoe UI" w:cs="Segoe UI"/>
-          <w:bCs/>
-          <w:color w:val="1E293B"/>
-          <w:sz w:val="20"/>
-          <w:szCs w:val="20"/>
-          <w:shd w:val="clear" w:color="auto" w:fill="FFFFFF"/>
-        </w:rPr>
-        <w:t xml:space="preserve"> </w:t>
-      </w:r>
-      <w:r>
-        <w:rPr>
-          <w:rFonts w:ascii="Segoe UI" w:hAnsi="Segoe UI" w:cs="Segoe UI"/>
-          <w:bCs/>
-          <w:color w:val="1E293B"/>
-          <w:sz w:val="20"/>
-          <w:szCs w:val="20"/>
-          <w:shd w:val="clear" w:color="auto" w:fill="FFFFFF"/>
-        </w:rPr>
-        <w:t>011 </w:t>
-      </w:r>
-      <w:r>
-        <w:rPr>
-          <w:rFonts w:ascii="Segoe UI" w:hAnsi="Segoe UI" w:cs="Segoe UI"/>
-          <w:bCs/>
-          <w:color w:val="1E293B"/>
-          <w:sz w:val="20"/>
-          <w:szCs w:val="20"/>
-          <w:shd w:val="clear" w:color="auto" w:fill="FFFFFF"/>
-        </w:rPr>
-        <w:t xml:space="preserve"> </w:t>
-      </w:r>
-      <w:r>
-        <w:rPr>
-          <w:rFonts w:ascii="Segoe UI" w:hAnsi="Segoe UI" w:cs="Segoe UI"/>
-          <w:bCs/>
-          <w:color w:val="1E293B"/>
-          <w:sz w:val="20"/>
-          <w:szCs w:val="20"/>
-          <w:shd w:val="clear" w:color="auto" w:fill="FFFFFF"/>
-        </w:rPr>
-        <w:t>016 </w:t>
+        <w:t>013  006  011  016 </w:t>
       </w:r>
     </w:p>
     <w:p>
@@ -1272,6 +1159,8 @@
       <w:r>
         <w:tab/>
       </w:r>
+      <w:bookmarkStart w:id="0" w:name="_GoBack"/>
+      <w:bookmarkEnd w:id="0"/>
     </w:p>
     <w:p>
       <w:pPr>
@@ -1449,12 +1338,15 @@
       </w:hyperlink>
       <w:r>
         <w:rPr>
+          <w:rStyle w:val="a4"/>
           <w:rFonts w:cstheme="minorHAnsi"/>
-          <w:color w:val="0F1115"/>
+          <w:color w:val="3964FE"/>
           <w:sz w:val="18"/>
           <w:szCs w:val="18"/>
-        </w:rPr>
-        <w:br/>
+          <w:bdr w:val="single" w:sz="12" w:space="0" w:color="auto" w:frame="1"/>
+          <w:shd w:val="clear" w:color="auto" w:fill="FFFFFF"/>
+        </w:rPr>
+        <w:t xml:space="preserve">  </w:t>
       </w:r>
       <w:r>
         <w:rPr>
@@ -1464,17 +1356,29 @@
           <w:szCs w:val="18"/>
           <w:shd w:val="clear" w:color="auto" w:fill="FFFFFF"/>
         </w:rPr>
-        <w:t>Всего видео 12</w:t>
-      </w:r>
-      <w:r>
-        <w:rPr>
-          <w:rFonts w:cstheme="minorHAnsi"/>
-          <w:color w:val="0F1115"/>
-          <w:sz w:val="18"/>
-          <w:szCs w:val="18"/>
-        </w:rPr>
-        <w:br/>
-      </w:r>
+        <w:t>Общая продолжительность ≈ 34 мин</w:t>
+      </w:r>
+    </w:p>
+    <w:p>
+      <w:pPr>
+        <w:pStyle w:val="a3"/>
+        <w:numPr>
+          <w:ilvl w:val="1"/>
+          <w:numId w:val="2"/>
+        </w:numPr>
+      </w:pPr>
+      <w:r>
+        <w:t xml:space="preserve">3 неделя - </w:t>
+      </w:r>
+      <w:r>
+        <w:t>Метод площадей</w:t>
+      </w:r>
+    </w:p>
+    <w:p>
+      <w:pPr>
+        <w:pStyle w:val="a3"/>
+        <w:ind w:left="1440"/>
+      </w:pPr>
       <w:r>
         <w:rPr>
           <w:rFonts w:cstheme="minorHAnsi"/>
@@ -1483,38 +1387,7 @@
           <w:szCs w:val="18"/>
           <w:shd w:val="clear" w:color="auto" w:fill="FFFFFF"/>
         </w:rPr>
-        <w:t>Общая продолжительность ≈ 34 мин</w:t>
-      </w:r>
-    </w:p>
-    <w:p>
-      <w:pPr>
-        <w:pStyle w:val="a3"/>
-        <w:numPr>
-          <w:ilvl w:val="1"/>
-          <w:numId w:val="2"/>
-        </w:numPr>
-      </w:pPr>
-      <w:r>
         <w:lastRenderedPageBreak/>
-        <w:t xml:space="preserve">3 неделя - </w:t>
-      </w:r>
-      <w:r>
-        <w:t>Метод площадей</w:t>
-      </w:r>
-    </w:p>
-    <w:p>
-      <w:pPr>
-        <w:pStyle w:val="a3"/>
-        <w:ind w:left="1440"/>
-      </w:pPr>
-      <w:r>
-        <w:rPr>
-          <w:rFonts w:cstheme="minorHAnsi"/>
-          <w:color w:val="0F1115"/>
-          <w:sz w:val="18"/>
-          <w:szCs w:val="18"/>
-          <w:shd w:val="clear" w:color="auto" w:fill="FFFFFF"/>
-        </w:rPr>
         <w:t>Ссылка </w:t>
       </w:r>
       <w:hyperlink r:id="rId7" w:tgtFrame="_blank" w:history="1">

--- a/json_files/СТРУКТУРА ЕГЭ МАТЕМАТИКА/ПЛАН НА ГОД.docx
+++ b/json_files/СТРУКТУРА ЕГЭ МАТЕМАТИКА/ПЛАН НА ГОД.docx
@@ -101,10 +101,22 @@
           <w:ilvl w:val="1"/>
           <w:numId w:val="1"/>
         </w:numPr>
-      </w:pPr>
-      <w:r>
+        <w:rPr>
+          <w:highlight w:val="green"/>
+        </w:rPr>
+      </w:pPr>
+      <w:r>
+        <w:rPr>
+          <w:highlight w:val="green"/>
+        </w:rPr>
         <w:t>3 неделя</w:t>
       </w:r>
+      <w:r>
+        <w:rPr>
+          <w:highlight w:val="green"/>
+        </w:rPr>
+        <w:t xml:space="preserve"> – 8 вычисления</w:t>
+      </w:r>
     </w:p>
     <w:p>
       <w:pPr>
@@ -120,16 +132,23 @@
     </w:p>
     <w:p>
       <w:pPr>
-        <w:pStyle w:val="a3"/>
-        <w:numPr>
-          <w:ilvl w:val="0"/>
-          <w:numId w:val="1"/>
-        </w:numPr>
-      </w:pPr>
-      <w:r>
         <w:rPr>
           <w:b/>
         </w:rPr>
+      </w:pPr>
+      <w:r>
+        <w:rPr>
+          <w:b/>
+        </w:rPr>
+        <w:br w:type="page"/>
+      </w:r>
+    </w:p>
+    <w:p>
+      <w:r>
+        <w:rPr>
+          <w:b/>
+        </w:rPr>
+        <w:lastRenderedPageBreak/>
         <w:t xml:space="preserve">13 </w:t>
       </w:r>
       <w:r>
@@ -221,16 +240,26 @@
           <w:ilvl w:val="1"/>
           <w:numId w:val="1"/>
         </w:numPr>
-      </w:pPr>
-      <w:r>
+        <w:rPr>
+          <w:highlight w:val="cyan"/>
+        </w:rPr>
+      </w:pPr>
+      <w:r>
+        <w:rPr>
+          <w:highlight w:val="cyan"/>
+        </w:rPr>
         <w:t>Неделя 2</w:t>
       </w:r>
       <w:r>
+        <w:rPr>
+          <w:highlight w:val="cyan"/>
+        </w:rPr>
         <w:t xml:space="preserve"> </w:t>
       </w:r>
       <w:r>
         <w:rPr>
           <w:b/>
+          <w:highlight w:val="cyan"/>
         </w:rPr>
         <w:t>ВКЛАДЫ ЗАКОНЧИМ</w:t>
       </w:r>
@@ -242,15 +271,15 @@
           <w:ilvl w:val="2"/>
           <w:numId w:val="1"/>
         </w:numPr>
-      </w:pPr>
-      <w:r>
-        <w:rPr>
-          <w:highlight w:val="cyan"/>
-        </w:rPr>
-        <w:t>В классе</w:t>
-      </w:r>
-      <w:r>
-        <w:t xml:space="preserve"> 10 11 12 13 </w:t>
+        <w:rPr>
+          <w:highlight w:val="cyan"/>
+        </w:rPr>
+      </w:pPr>
+      <w:r>
+        <w:rPr>
+          <w:highlight w:val="cyan"/>
+        </w:rPr>
+        <w:t xml:space="preserve">В классе 10 11 12 13 </w:t>
       </w:r>
       <w:r>
         <w:rPr>
@@ -259,6 +288,7 @@
           <w:color w:val="1E293B"/>
           <w:sz w:val="20"/>
           <w:szCs w:val="20"/>
+          <w:highlight w:val="cyan"/>
           <w:shd w:val="clear" w:color="auto" w:fill="FFFFFF"/>
         </w:rPr>
         <w:t>14</w:t>
@@ -271,6 +301,7 @@
           <w:color w:val="1E293B"/>
           <w:sz w:val="20"/>
           <w:szCs w:val="20"/>
+          <w:highlight w:val="cyan"/>
           <w:shd w:val="clear" w:color="auto" w:fill="FFFFFF"/>
         </w:rPr>
         <w:t> </w:t>
@@ -283,11 +314,15 @@
           <w:color w:val="1E293B"/>
           <w:sz w:val="27"/>
           <w:szCs w:val="27"/>
+          <w:highlight w:val="cyan"/>
           <w:shd w:val="clear" w:color="auto" w:fill="FFFFFF"/>
         </w:rPr>
         <w:t xml:space="preserve"> </w:t>
       </w:r>
       <w:r>
+        <w:rPr>
+          <w:highlight w:val="cyan"/>
+        </w:rPr>
         <w:t>16(1)  17(1,2)</w:t>
       </w:r>
     </w:p>
@@ -298,8 +333,14 @@
           <w:ilvl w:val="2"/>
           <w:numId w:val="1"/>
         </w:numPr>
-      </w:pPr>
-      <w:r>
+        <w:rPr>
+          <w:highlight w:val="cyan"/>
+        </w:rPr>
+      </w:pPr>
+      <w:r>
+        <w:rPr>
+          <w:highlight w:val="cyan"/>
+        </w:rPr>
         <w:t xml:space="preserve">Дома  14 16(2) 17(3) </w:t>
       </w:r>
     </w:p>
@@ -310,39 +351,226 @@
           <w:ilvl w:val="1"/>
           <w:numId w:val="1"/>
         </w:numPr>
-      </w:pPr>
-      <w:r>
-        <w:t xml:space="preserve">Неделя </w:t>
-      </w:r>
-      <w:r>
+        <w:rPr>
+          <w:highlight w:val="green"/>
+        </w:rPr>
+      </w:pPr>
+      <w:r>
+        <w:rPr>
+          <w:highlight w:val="green"/>
+        </w:rPr>
+        <w:t>Неделя 3</w:t>
+      </w:r>
+      <w:r>
+        <w:rPr>
+          <w:highlight w:val="green"/>
+        </w:rPr>
+        <w:t xml:space="preserve"> АНУИТЕТ:</w:t>
+      </w:r>
+    </w:p>
+    <w:p>
+      <w:pPr>
+        <w:pStyle w:val="a3"/>
+        <w:numPr>
+          <w:ilvl w:val="2"/>
+          <w:numId w:val="1"/>
+        </w:numPr>
+      </w:pPr>
+      <w:r>
+        <w:t>В классе   18*(1) 19*(1)  20**(1)</w:t>
+      </w:r>
+    </w:p>
+    <w:p>
+      <w:pPr>
+        <w:pStyle w:val="a3"/>
+        <w:numPr>
+          <w:ilvl w:val="2"/>
+          <w:numId w:val="1"/>
+        </w:numPr>
+      </w:pPr>
+      <w:r>
+        <w:t>Дома  18*(2) 19*(2) 20**(2)</w:t>
+      </w:r>
+    </w:p>
+    <w:p>
+      <w:pPr>
+        <w:pStyle w:val="a3"/>
+        <w:numPr>
+          <w:ilvl w:val="1"/>
+          <w:numId w:val="1"/>
+        </w:numPr>
+      </w:pPr>
+      <w:r>
+        <w:t>Неделя 4 – кредиты аннуитет</w:t>
+      </w:r>
+    </w:p>
+    <w:p>
+      <w:pPr>
+        <w:pStyle w:val="a3"/>
+        <w:numPr>
+          <w:ilvl w:val="2"/>
+          <w:numId w:val="1"/>
+        </w:numPr>
+      </w:pPr>
+      <w:r>
+        <w:t>В классе 33(1) 34(1) 35(1) 36(1,3)  37*(1)  38</w:t>
+      </w:r>
+    </w:p>
+    <w:p>
+      <w:pPr>
+        <w:pStyle w:val="a3"/>
+        <w:numPr>
+          <w:ilvl w:val="2"/>
+          <w:numId w:val="1"/>
+        </w:numPr>
+      </w:pPr>
+      <w:r>
+        <w:t>Дома 31 32(1=2=3) 33(2) 34(2) 35(2) 36(2,4)  37*(2)</w:t>
+      </w:r>
+    </w:p>
+    <w:p>
+      <w:pPr>
+        <w:rPr>
+          <w:b/>
+        </w:rPr>
+      </w:pPr>
+      <w:r>
+        <w:rPr>
+          <w:b/>
+        </w:rPr>
+        <w:br w:type="page"/>
+      </w:r>
+    </w:p>
+    <w:p>
+      <w:r>
+        <w:rPr>
+          <w:b/>
+        </w:rPr>
+        <w:lastRenderedPageBreak/>
+        <w:t xml:space="preserve">14 </w:t>
+      </w:r>
+      <w:r>
+        <w:rPr>
+          <w:b/>
+        </w:rPr>
+        <w:t>УРАВНЕНИЯ</w:t>
+      </w:r>
+      <w:r>
+        <w:t xml:space="preserve"> 100 </w:t>
+      </w:r>
+    </w:p>
+    <w:p>
+      <w:pPr>
+        <w:pStyle w:val="a3"/>
+        <w:numPr>
+          <w:ilvl w:val="1"/>
+          <w:numId w:val="1"/>
+        </w:numPr>
+      </w:pPr>
+      <w:r>
+        <w:t>Неделя 1 </w:t>
+      </w:r>
+    </w:p>
+    <w:p>
+      <w:pPr>
+        <w:pStyle w:val="a3"/>
+        <w:numPr>
+          <w:ilvl w:val="2"/>
+          <w:numId w:val="1"/>
+        </w:numPr>
+        <w:rPr>
+          <w:highlight w:val="yellow"/>
+        </w:rPr>
+      </w:pPr>
+      <w:r>
+        <w:rPr>
+          <w:highlight w:val="yellow"/>
+        </w:rPr>
+        <w:t>В классе 004 011(2) 012(1)</w:t>
+      </w:r>
+      <w:r>
+        <w:t xml:space="preserve"> 013(2,</w:t>
+      </w:r>
+      <w:r>
+        <w:t>1</w:t>
+      </w:r>
+      <w:r>
+        <w:t>)</w:t>
+      </w:r>
+      <w:r>
+        <w:t xml:space="preserve">  </w:t>
+      </w:r>
+      <w:r>
+        <w:rPr>
+          <w:highlight w:val="yellow"/>
+        </w:rPr>
+        <w:t>007 </w:t>
+      </w:r>
+      <w:r>
+        <w:rPr>
+          <w:highlight w:val="yellow"/>
+        </w:rPr>
+        <w:t xml:space="preserve">  </w:t>
+      </w:r>
+    </w:p>
+    <w:p>
+      <w:pPr>
+        <w:pStyle w:val="a3"/>
+        <w:numPr>
+          <w:ilvl w:val="2"/>
+          <w:numId w:val="1"/>
+        </w:numPr>
+        <w:rPr>
+          <w:highlight w:val="yellow"/>
+        </w:rPr>
+      </w:pPr>
+      <w:r>
+        <w:rPr>
+          <w:highlight w:val="yellow"/>
+        </w:rPr>
+        <w:t xml:space="preserve">Письменно </w:t>
+      </w:r>
+      <w:r>
+        <w:rPr>
+          <w:highlight w:val="yellow"/>
+        </w:rPr>
+        <w:t>Дома  008 010 011(3) 012(2) 013(</w:t>
+      </w:r>
+      <w:r>
+        <w:rPr>
+          <w:highlight w:val="yellow"/>
+        </w:rPr>
         <w:t>3</w:t>
       </w:r>
       <w:r>
-        <w:t xml:space="preserve"> АНУИТЕТ:</w:t>
-      </w:r>
-    </w:p>
-    <w:p>
-      <w:pPr>
-        <w:pStyle w:val="a3"/>
-        <w:numPr>
-          <w:ilvl w:val="2"/>
-          <w:numId w:val="1"/>
-        </w:numPr>
-      </w:pPr>
-      <w:r>
-        <w:t>В классе   18*(1) 19*(1)  20**(1)</w:t>
-      </w:r>
-    </w:p>
-    <w:p>
-      <w:pPr>
-        <w:pStyle w:val="a3"/>
-        <w:numPr>
-          <w:ilvl w:val="2"/>
-          <w:numId w:val="1"/>
-        </w:numPr>
-      </w:pPr>
-      <w:r>
-        <w:t>Дома  18*(2) 19*(2) 20**(2)</w:t>
+        <w:rPr>
+          <w:highlight w:val="yellow"/>
+        </w:rPr>
+        <w:t>) 016</w:t>
+      </w:r>
+    </w:p>
+    <w:p>
+      <w:pPr>
+        <w:pStyle w:val="a3"/>
+        <w:numPr>
+          <w:ilvl w:val="2"/>
+          <w:numId w:val="1"/>
+        </w:numPr>
+        <w:rPr>
+          <w:highlight w:val="yellow"/>
+        </w:rPr>
+      </w:pPr>
+      <w:r>
+        <w:rPr>
+          <w:highlight w:val="yellow"/>
+        </w:rPr>
+        <w:t>Устно дома</w:t>
+      </w:r>
+      <w:r>
+        <w:rPr>
+          <w:highlight w:val="yellow"/>
+        </w:rPr>
+        <w:t xml:space="preserve"> 001 002 003  005 006 011(1) 014</w:t>
       </w:r>
     </w:p>
     <w:p>
@@ -352,252 +580,125 @@
           <w:ilvl w:val="1"/>
           <w:numId w:val="1"/>
         </w:numPr>
-      </w:pPr>
-      <w:r>
-        <w:t>Неделя 4 – кредиты аннуитет</w:t>
-      </w:r>
-    </w:p>
-    <w:p>
-      <w:pPr>
-        <w:pStyle w:val="a3"/>
-        <w:numPr>
-          <w:ilvl w:val="2"/>
-          <w:numId w:val="1"/>
-        </w:numPr>
-      </w:pPr>
-      <w:r>
-        <w:t>В классе 33(1) 34(1) 35(1) 36(1,3)  37*(1)  38</w:t>
-      </w:r>
-    </w:p>
-    <w:p>
-      <w:pPr>
-        <w:pStyle w:val="a3"/>
-        <w:numPr>
-          <w:ilvl w:val="2"/>
-          <w:numId w:val="1"/>
-        </w:numPr>
-      </w:pPr>
-      <w:r>
-        <w:t>Дома 31 32(1=2=3) 33(2) 34(2) 35(2) 36(2,4)  37*(2)</w:t>
-      </w:r>
-    </w:p>
-    <w:p>
-      <w:pPr>
-        <w:pStyle w:val="a3"/>
-        <w:numPr>
-          <w:ilvl w:val="0"/>
-          <w:numId w:val="1"/>
-        </w:numPr>
-      </w:pPr>
-      <w:r>
+        <w:rPr>
+          <w:highlight w:val="cyan"/>
+        </w:rPr>
+      </w:pPr>
+      <w:r>
+        <w:rPr>
+          <w:highlight w:val="cyan"/>
+        </w:rPr>
+        <w:t>Неделя 2</w:t>
+      </w:r>
+      <w:r>
+        <w:rPr>
+          <w:highlight w:val="cyan"/>
+        </w:rPr>
+        <w:t xml:space="preserve">  </w:t>
+      </w:r>
+    </w:p>
+    <w:p>
+      <w:pPr>
+        <w:pStyle w:val="a3"/>
+        <w:numPr>
+          <w:ilvl w:val="2"/>
+          <w:numId w:val="1"/>
+        </w:numPr>
+        <w:rPr>
+          <w:highlight w:val="cyan"/>
+        </w:rPr>
+      </w:pPr>
+      <w:r>
+        <w:rPr>
+          <w:highlight w:val="cyan"/>
+        </w:rPr>
+        <w:t xml:space="preserve">В КЛАССЕ </w:t>
+      </w:r>
+      <w:r>
+        <w:rPr>
+          <w:highlight w:val="cyan"/>
+        </w:rPr>
+        <w:t>081</w:t>
+      </w:r>
+      <w:r>
+        <w:rPr>
+          <w:highlight w:val="cyan"/>
+        </w:rPr>
+        <w:t xml:space="preserve"> 015 016 017 171  018 966 024  021 </w:t>
+      </w:r>
+    </w:p>
+    <w:p>
+      <w:pPr>
+        <w:pStyle w:val="a3"/>
+        <w:numPr>
+          <w:ilvl w:val="2"/>
+          <w:numId w:val="1"/>
+        </w:numPr>
+        <w:rPr>
+          <w:highlight w:val="cyan"/>
+        </w:rPr>
+      </w:pPr>
+      <w:r>
+        <w:rPr>
+          <w:highlight w:val="cyan"/>
+        </w:rPr>
+        <w:t>ДОМА  025</w:t>
+      </w:r>
+      <w:r>
+        <w:rPr>
+          <w:highlight w:val="cyan"/>
+        </w:rPr>
+        <w:t> </w:t>
+      </w:r>
+      <w:r>
+        <w:rPr>
+          <w:highlight w:val="cyan"/>
+        </w:rPr>
+        <w:t>023</w:t>
+      </w:r>
+    </w:p>
+    <w:p>
+      <w:pPr>
+        <w:pStyle w:val="a3"/>
+        <w:numPr>
+          <w:ilvl w:val="1"/>
+          <w:numId w:val="1"/>
+        </w:numPr>
+      </w:pPr>
+      <w:r>
+        <w:rPr>
+          <w:highlight w:val="green"/>
+        </w:rPr>
+        <w:t>Неделя 3 – одз и метод доп аргумента</w:t>
+      </w:r>
+    </w:p>
+    <w:p>
+      <w:pPr>
+        <w:pStyle w:val="a3"/>
+        <w:numPr>
+          <w:ilvl w:val="1"/>
+          <w:numId w:val="1"/>
+        </w:numPr>
+      </w:pPr>
+      <w:r>
+        <w:t>Неделя 4</w:t>
+      </w:r>
+    </w:p>
+    <w:p>
+      <w:pPr>
         <w:rPr>
           <w:b/>
         </w:rPr>
-        <w:t xml:space="preserve">14 </w:t>
-      </w:r>
+      </w:pPr>
       <w:r>
         <w:rPr>
           <w:b/>
         </w:rPr>
-        <w:t>УРАВНЕНИЯ</w:t>
-      </w:r>
-      <w:r>
-        <w:t xml:space="preserve"> 100 </w:t>
-      </w:r>
-    </w:p>
-    <w:p>
-      <w:pPr>
-        <w:pStyle w:val="a3"/>
-        <w:numPr>
-          <w:ilvl w:val="1"/>
-          <w:numId w:val="1"/>
-        </w:numPr>
-      </w:pPr>
-      <w:r>
-        <w:t>Неделя 1 </w:t>
-      </w:r>
-    </w:p>
-    <w:p>
-      <w:pPr>
-        <w:pStyle w:val="a3"/>
-        <w:numPr>
-          <w:ilvl w:val="2"/>
-          <w:numId w:val="1"/>
-        </w:numPr>
-        <w:rPr>
-          <w:highlight w:val="yellow"/>
-        </w:rPr>
-      </w:pPr>
-      <w:r>
-        <w:rPr>
-          <w:highlight w:val="yellow"/>
-        </w:rPr>
-        <w:t>В классе 004 011(2) 012(1)</w:t>
-      </w:r>
-      <w:r>
-        <w:t xml:space="preserve"> 013(2,</w:t>
-      </w:r>
-      <w:r>
-        <w:t>1</w:t>
-      </w:r>
-      <w:r>
-        <w:t>)</w:t>
-      </w:r>
-      <w:r>
-        <w:t xml:space="preserve">  </w:t>
-      </w:r>
-      <w:r>
-        <w:rPr>
-          <w:highlight w:val="yellow"/>
-        </w:rPr>
-        <w:t>007 </w:t>
-      </w:r>
-      <w:r>
-        <w:rPr>
-          <w:highlight w:val="yellow"/>
-        </w:rPr>
-        <w:t xml:space="preserve">  </w:t>
-      </w:r>
-    </w:p>
-    <w:p>
-      <w:pPr>
-        <w:pStyle w:val="a3"/>
-        <w:numPr>
-          <w:ilvl w:val="2"/>
-          <w:numId w:val="1"/>
-        </w:numPr>
-        <w:rPr>
-          <w:highlight w:val="yellow"/>
-        </w:rPr>
-      </w:pPr>
-      <w:r>
-        <w:rPr>
-          <w:highlight w:val="yellow"/>
-        </w:rPr>
-        <w:t xml:space="preserve">Письменно </w:t>
-      </w:r>
-      <w:r>
-        <w:rPr>
-          <w:highlight w:val="yellow"/>
-        </w:rPr>
-        <w:t>Дома  008 010 011(3) 012(2) 013(</w:t>
-      </w:r>
-      <w:r>
-        <w:rPr>
-          <w:highlight w:val="yellow"/>
-        </w:rPr>
-        <w:t>3</w:t>
-      </w:r>
-      <w:r>
-        <w:rPr>
-          <w:highlight w:val="yellow"/>
-        </w:rPr>
-        <w:t>) 016</w:t>
-      </w:r>
-    </w:p>
-    <w:p>
-      <w:pPr>
-        <w:pStyle w:val="a3"/>
-        <w:numPr>
-          <w:ilvl w:val="2"/>
-          <w:numId w:val="1"/>
-        </w:numPr>
-        <w:rPr>
-          <w:highlight w:val="yellow"/>
-        </w:rPr>
-      </w:pPr>
-      <w:r>
-        <w:rPr>
-          <w:highlight w:val="yellow"/>
-        </w:rPr>
-        <w:t>Устно дома</w:t>
-      </w:r>
-      <w:r>
-        <w:rPr>
-          <w:highlight w:val="yellow"/>
-        </w:rPr>
-        <w:t xml:space="preserve"> 001 002 003  005 006 011(1) 014</w:t>
-      </w:r>
-    </w:p>
-    <w:p>
-      <w:pPr>
-        <w:pStyle w:val="a3"/>
-        <w:numPr>
-          <w:ilvl w:val="1"/>
-          <w:numId w:val="1"/>
-        </w:numPr>
-        <w:rPr>
-          <w:highlight w:val="cyan"/>
-        </w:rPr>
-      </w:pPr>
-      <w:r>
-        <w:rPr>
-          <w:highlight w:val="cyan"/>
-        </w:rPr>
-        <w:t>Неделя 2</w:t>
-      </w:r>
-      <w:r>
-        <w:rPr>
-          <w:highlight w:val="cyan"/>
-        </w:rPr>
-        <w:t xml:space="preserve">  </w:t>
-      </w:r>
-    </w:p>
-    <w:p>
-      <w:pPr>
-        <w:pStyle w:val="a3"/>
-        <w:numPr>
-          <w:ilvl w:val="2"/>
-          <w:numId w:val="1"/>
-        </w:numPr>
-        <w:rPr>
-          <w:highlight w:val="cyan"/>
-        </w:rPr>
-      </w:pPr>
-      <w:r>
-        <w:rPr>
-          <w:highlight w:val="cyan"/>
-        </w:rPr>
-        <w:t xml:space="preserve">В КЛАССЕ </w:t>
-      </w:r>
-      <w:r>
-        <w:rPr>
-          <w:highlight w:val="cyan"/>
-        </w:rPr>
-        <w:t>081</w:t>
-      </w:r>
-      <w:r>
-        <w:rPr>
-          <w:highlight w:val="cyan"/>
-        </w:rPr>
-        <w:t xml:space="preserve"> 015 016 017 171  018 966 024  021 </w:t>
-      </w:r>
-    </w:p>
-    <w:p>
-      <w:pPr>
-        <w:pStyle w:val="a3"/>
-        <w:numPr>
-          <w:ilvl w:val="2"/>
-          <w:numId w:val="1"/>
-        </w:numPr>
-        <w:rPr>
-          <w:highlight w:val="cyan"/>
-        </w:rPr>
-      </w:pPr>
-      <w:r>
-        <w:rPr>
-          <w:highlight w:val="cyan"/>
-        </w:rPr>
-        <w:t>ДОМА  025 023</w:t>
-      </w:r>
-    </w:p>
-    <w:p>
-      <w:pPr>
-        <w:pStyle w:val="a3"/>
-        <w:numPr>
-          <w:ilvl w:val="0"/>
-          <w:numId w:val="1"/>
-        </w:numPr>
+        <w:br w:type="page"/>
+      </w:r>
+    </w:p>
+    <w:p>
+      <w:pPr>
         <w:rPr>
           <w:b/>
         </w:rPr>
@@ -606,6 +707,7 @@
         <w:rPr>
           <w:b/>
         </w:rPr>
+        <w:lastRenderedPageBreak/>
         <w:t xml:space="preserve">19 </w:t>
       </w:r>
       <w:r>
@@ -925,6 +1027,19 @@
         </w:rPr>
         <w:t xml:space="preserve"> </w:t>
       </w:r>
+    </w:p>
+    <w:p>
+      <w:pPr>
+        <w:pStyle w:val="a3"/>
+        <w:numPr>
+          <w:ilvl w:val="2"/>
+          <w:numId w:val="1"/>
+        </w:numPr>
+        <w:rPr>
+          <w:sz w:val="20"/>
+          <w:szCs w:val="20"/>
+        </w:rPr>
+      </w:pPr>
       <w:r>
         <w:rPr>
           <w:sz w:val="20"/>
@@ -937,7 +1052,23 @@
           <w:sz w:val="20"/>
           <w:szCs w:val="20"/>
         </w:rPr>
-        <w:t xml:space="preserve"> (СДЕЛАТЬ РУКОПИСНОЕ РЕШЕНИЕ)</w:t>
+        <w:t xml:space="preserve"> (</w:t>
+      </w:r>
+      <w:r>
+        <w:rPr>
+          <w:sz w:val="20"/>
+          <w:szCs w:val="20"/>
+        </w:rPr>
+        <w:t>экспонента</w:t>
+      </w:r>
+      <w:bookmarkStart w:id="0" w:name="_GoBack"/>
+      <w:bookmarkEnd w:id="0"/>
+      <w:r>
+        <w:rPr>
+          <w:sz w:val="20"/>
+          <w:szCs w:val="20"/>
+        </w:rPr>
+        <w:t>)</w:t>
       </w:r>
       <w:r>
         <w:rPr>
@@ -952,6 +1083,33 @@
           <w:szCs w:val="20"/>
         </w:rPr>
         <w:t>(ПЛОХИЕ КОРНИ)</w:t>
+      </w:r>
+    </w:p>
+    <w:p>
+      <w:pPr>
+        <w:pStyle w:val="a3"/>
+        <w:numPr>
+          <w:ilvl w:val="2"/>
+          <w:numId w:val="1"/>
+        </w:numPr>
+        <w:rPr>
+          <w:sz w:val="20"/>
+          <w:szCs w:val="20"/>
+        </w:rPr>
+      </w:pPr>
+      <w:r>
+        <w:rPr>
+          <w:sz w:val="20"/>
+          <w:szCs w:val="20"/>
+        </w:rPr>
+        <w:t xml:space="preserve">Дома </w:t>
+      </w:r>
+      <w:r>
+        <w:rPr>
+          <w:sz w:val="20"/>
+          <w:szCs w:val="20"/>
+        </w:rPr>
+        <w:t>012 013 021 005</w:t>
       </w:r>
     </w:p>
     <w:p>
@@ -1159,8 +1317,6 @@
       <w:r>
         <w:tab/>
       </w:r>
-      <w:bookmarkStart w:id="0" w:name="_GoBack"/>
-      <w:bookmarkEnd w:id="0"/>
     </w:p>
     <w:p>
       <w:pPr>
@@ -1368,7 +1524,25 @@
         </w:numPr>
       </w:pPr>
       <w:r>
-        <w:t xml:space="preserve">3 неделя - </w:t>
+        <w:t>3 неделя</w:t>
+      </w:r>
+      <w:r>
+        <w:t xml:space="preserve"> – вписаные и описаные 4-угольники</w:t>
+      </w:r>
+    </w:p>
+    <w:p>
+      <w:pPr>
+        <w:pStyle w:val="a3"/>
+        <w:numPr>
+          <w:ilvl w:val="1"/>
+          <w:numId w:val="2"/>
+        </w:numPr>
+      </w:pPr>
+      <w:r>
+        <w:t>4</w:t>
+      </w:r>
+      <w:r>
+        <w:t xml:space="preserve"> неделя - </w:t>
       </w:r>
       <w:r>
         <w:t>Метод площадей</w:t>
@@ -1387,7 +1561,6 @@
           <w:szCs w:val="18"/>
           <w:shd w:val="clear" w:color="auto" w:fill="FFFFFF"/>
         </w:rPr>
-        <w:lastRenderedPageBreak/>
         <w:t>Ссылка </w:t>
       </w:r>
       <w:hyperlink r:id="rId7" w:tgtFrame="_blank" w:history="1">
@@ -1452,7 +1625,10 @@
         </w:numPr>
       </w:pPr>
       <w:r>
-        <w:t xml:space="preserve">4 неделя – </w:t>
+        <w:t>5</w:t>
+      </w:r>
+      <w:r>
+        <w:t xml:space="preserve"> неделя – </w:t>
       </w:r>
       <w:r>
         <w:t>Биссектриса</w:t>

--- a/json_files/СТРУКТУРА ЕГЭ МАТЕМАТИКА/ПЛАН НА ГОД.docx
+++ b/json_files/СТРУКТУРА ЕГЭ МАТЕМАТИКА/ПЛАН НА ГОД.docx
@@ -1038,12 +1038,14 @@
         <w:rPr>
           <w:sz w:val="20"/>
           <w:szCs w:val="20"/>
-        </w:rPr>
-      </w:pPr>
-      <w:r>
-        <w:rPr>
-          <w:sz w:val="20"/>
-          <w:szCs w:val="20"/>
+          <w:highlight w:val="yellow"/>
+        </w:rPr>
+      </w:pPr>
+      <w:r>
+        <w:rPr>
+          <w:sz w:val="20"/>
+          <w:szCs w:val="20"/>
+          <w:highlight w:val="yellow"/>
         </w:rPr>
         <w:t>В КЛАССЕ  020</w:t>
       </w:r>
@@ -1051,6 +1053,7 @@
         <w:rPr>
           <w:sz w:val="20"/>
           <w:szCs w:val="20"/>
+          <w:highlight w:val="yellow"/>
         </w:rPr>
         <w:t xml:space="preserve"> (</w:t>
       </w:r>
@@ -1058,58 +1061,168 @@
         <w:rPr>
           <w:sz w:val="20"/>
           <w:szCs w:val="20"/>
+          <w:highlight w:val="yellow"/>
         </w:rPr>
         <w:t>экспонента</w:t>
+      </w:r>
+      <w:r>
+        <w:rPr>
+          <w:sz w:val="20"/>
+          <w:szCs w:val="20"/>
+          <w:highlight w:val="yellow"/>
+        </w:rPr>
+        <w:t>)</w:t>
+      </w:r>
+      <w:r>
+        <w:rPr>
+          <w:sz w:val="20"/>
+          <w:szCs w:val="20"/>
+          <w:highlight w:val="yellow"/>
+        </w:rPr>
+        <w:t>, 024</w:t>
+      </w:r>
+      <w:r>
+        <w:rPr>
+          <w:sz w:val="20"/>
+          <w:szCs w:val="20"/>
+          <w:highlight w:val="yellow"/>
+        </w:rPr>
+        <w:t>(ПЛОХИЕ КОРНИ)</w:t>
+      </w:r>
+    </w:p>
+    <w:p>
+      <w:pPr>
+        <w:pStyle w:val="a3"/>
+        <w:numPr>
+          <w:ilvl w:val="2"/>
+          <w:numId w:val="1"/>
+        </w:numPr>
+        <w:rPr>
+          <w:sz w:val="20"/>
+          <w:szCs w:val="20"/>
+          <w:highlight w:val="yellow"/>
+        </w:rPr>
+      </w:pPr>
+      <w:r>
+        <w:rPr>
+          <w:sz w:val="20"/>
+          <w:szCs w:val="20"/>
+          <w:highlight w:val="yellow"/>
+        </w:rPr>
+        <w:t xml:space="preserve">Дома </w:t>
+      </w:r>
+      <w:r>
+        <w:rPr>
+          <w:sz w:val="20"/>
+          <w:szCs w:val="20"/>
+          <w:highlight w:val="yellow"/>
+        </w:rPr>
+        <w:t>012 013 021</w:t>
+      </w:r>
+      <w:r>
+        <w:rPr>
+          <w:sz w:val="20"/>
+          <w:szCs w:val="20"/>
+          <w:highlight w:val="yellow"/>
+        </w:rPr>
+        <w:t> </w:t>
+      </w:r>
+      <w:r>
+        <w:rPr>
+          <w:sz w:val="20"/>
+          <w:szCs w:val="20"/>
+          <w:highlight w:val="yellow"/>
+        </w:rPr>
+        <w:t>005</w:t>
+      </w:r>
+    </w:p>
+    <w:p>
+      <w:pPr>
+        <w:pStyle w:val="a3"/>
+        <w:numPr>
+          <w:ilvl w:val="1"/>
+          <w:numId w:val="1"/>
+        </w:numPr>
+        <w:rPr>
+          <w:sz w:val="20"/>
+          <w:szCs w:val="20"/>
+          <w:highlight w:val="cyan"/>
+        </w:rPr>
+      </w:pPr>
+      <w:r>
+        <w:rPr>
+          <w:sz w:val="20"/>
+          <w:szCs w:val="20"/>
+          <w:highlight w:val="cyan"/>
+        </w:rPr>
+        <w:t>4 неделя</w:t>
+      </w:r>
+    </w:p>
+    <w:p>
+      <w:pPr>
+        <w:pStyle w:val="a3"/>
+        <w:numPr>
+          <w:ilvl w:val="2"/>
+          <w:numId w:val="1"/>
+        </w:numPr>
+        <w:rPr>
+          <w:sz w:val="20"/>
+          <w:szCs w:val="20"/>
+          <w:highlight w:val="cyan"/>
+        </w:rPr>
+      </w:pPr>
+      <w:r>
+        <w:rPr>
+          <w:sz w:val="20"/>
+          <w:szCs w:val="20"/>
+          <w:highlight w:val="cyan"/>
+        </w:rPr>
+        <w:t>В КЛАССЕ 016</w:t>
+      </w:r>
+      <w:r>
+        <w:rPr>
+          <w:sz w:val="20"/>
+          <w:szCs w:val="20"/>
+          <w:highlight w:val="cyan"/>
+        </w:rPr>
+        <w:t> 019  033!!</w:t>
       </w:r>
       <w:bookmarkStart w:id="0" w:name="_GoBack"/>
       <w:bookmarkEnd w:id="0"/>
-      <w:r>
-        <w:rPr>
-          <w:sz w:val="20"/>
-          <w:szCs w:val="20"/>
-        </w:rPr>
-        <w:t>)</w:t>
-      </w:r>
-      <w:r>
-        <w:rPr>
-          <w:sz w:val="20"/>
-          <w:szCs w:val="20"/>
-        </w:rPr>
-        <w:t>, 024</w:t>
-      </w:r>
-      <w:r>
-        <w:rPr>
-          <w:sz w:val="20"/>
-          <w:szCs w:val="20"/>
-        </w:rPr>
-        <w:t>(ПЛОХИЕ КОРНИ)</w:t>
-      </w:r>
-    </w:p>
-    <w:p>
-      <w:pPr>
-        <w:pStyle w:val="a3"/>
-        <w:numPr>
-          <w:ilvl w:val="2"/>
-          <w:numId w:val="1"/>
-        </w:numPr>
-        <w:rPr>
-          <w:sz w:val="20"/>
-          <w:szCs w:val="20"/>
-        </w:rPr>
-      </w:pPr>
-      <w:r>
-        <w:rPr>
-          <w:sz w:val="20"/>
-          <w:szCs w:val="20"/>
-        </w:rPr>
-        <w:t xml:space="preserve">Дома </w:t>
-      </w:r>
-      <w:r>
-        <w:rPr>
-          <w:sz w:val="20"/>
-          <w:szCs w:val="20"/>
-        </w:rPr>
-        <w:t>012 013 021 005</w:t>
+    </w:p>
+    <w:p>
+      <w:pPr>
+        <w:pStyle w:val="a3"/>
+        <w:numPr>
+          <w:ilvl w:val="2"/>
+          <w:numId w:val="1"/>
+        </w:numPr>
+        <w:rPr>
+          <w:sz w:val="20"/>
+          <w:szCs w:val="20"/>
+          <w:highlight w:val="cyan"/>
+        </w:rPr>
+      </w:pPr>
+      <w:r>
+        <w:rPr>
+          <w:sz w:val="20"/>
+          <w:szCs w:val="20"/>
+          <w:highlight w:val="cyan"/>
+        </w:rPr>
+        <w:t>ДОМА – ГРАФИЧЕСКИЙ МЕТОД 034 036 038 031!!!</w:t>
+      </w:r>
+    </w:p>
+    <w:p>
+      <w:pPr>
+        <w:rPr>
+          <w:b/>
+        </w:rPr>
+      </w:pPr>
+      <w:r>
+        <w:rPr>
+          <w:b/>
+        </w:rPr>
+        <w:br w:type="page"/>
       </w:r>
     </w:p>
     <w:p>
@@ -1124,6 +1237,7 @@
         <w:rPr>
           <w:b/>
         </w:rPr>
+        <w:lastRenderedPageBreak/>
         <w:t>15 СТЕРЕОМЕТРИЯ</w:t>
       </w:r>
       <w:r>
@@ -1524,11 +1638,22 @@
         </w:numPr>
       </w:pPr>
       <w:r>
-        <w:t>3 неделя</w:t>
-      </w:r>
-      <w:r>
-        <w:t xml:space="preserve"> – вписаные и описаные 4-угольники</w:t>
-      </w:r>
+        <w:t>3 неделя – вписаные и описаные 4-угольники</w:t>
+      </w:r>
+    </w:p>
+    <w:p>
+      <w:pPr>
+        <w:pStyle w:val="a3"/>
+        <w:ind w:left="1440"/>
+      </w:pPr>
+      <w:hyperlink r:id="rId7" w:history="1">
+        <w:r>
+          <w:rPr>
+            <w:rStyle w:val="a4"/>
+          </w:rPr>
+          <w:t>https://rutube.ru/plst/1343712</w:t>
+        </w:r>
+      </w:hyperlink>
     </w:p>
     <w:p>
       <w:pPr>
@@ -1563,7 +1688,7 @@
         </w:rPr>
         <w:t>Ссылка </w:t>
       </w:r>
-      <w:hyperlink r:id="rId7" w:tgtFrame="_blank" w:history="1">
+      <w:hyperlink r:id="rId8" w:tgtFrame="_blank" w:history="1">
         <w:r>
           <w:rPr>
             <w:rStyle w:val="a4"/>
@@ -1656,7 +1781,7 @@
         </w:rPr>
         <w:t>Ссылка </w:t>
       </w:r>
-      <w:hyperlink r:id="rId8" w:tgtFrame="_blank" w:history="1">
+      <w:hyperlink r:id="rId9" w:tgtFrame="_blank" w:history="1">
         <w:r>
           <w:rPr>
             <w:rStyle w:val="a4"/>

--- a/json_files/СТРУКТУРА ЕГЭ МАТЕМАТИКА/ПЛАН НА ГОД.docx
+++ b/json_files/СТРУКТУРА ЕГЭ МАТЕМАТИКА/ПЛАН НА ГОД.docx
@@ -1187,8 +1187,6 @@
         </w:rPr>
         <w:t> 019  033!!</w:t>
       </w:r>
-      <w:bookmarkStart w:id="0" w:name="_GoBack"/>
-      <w:bookmarkEnd w:id="0"/>
     </w:p>
     <w:p>
       <w:pPr>
@@ -1636,8 +1634,14 @@
           <w:ilvl w:val="1"/>
           <w:numId w:val="2"/>
         </w:numPr>
-      </w:pPr>
-      <w:r>
+        <w:rPr>
+          <w:highlight w:val="yellow"/>
+        </w:rPr>
+      </w:pPr>
+      <w:r>
+        <w:rPr>
+          <w:highlight w:val="yellow"/>
+        </w:rPr>
         <w:t>3 неделя – вписаные и описаные 4-угольники</w:t>
       </w:r>
     </w:p>
@@ -1650,6 +1654,7 @@
         <w:r>
           <w:rPr>
             <w:rStyle w:val="a4"/>
+            <w:highlight w:val="yellow"/>
           </w:rPr>
           <w:t>https://rutube.ru/plst/1343712</w:t>
         </w:r>
@@ -1663,6 +1668,17 @@
           <w:numId w:val="2"/>
         </w:numPr>
       </w:pPr>
+      <w:r>
+        <w:t>ОРТОЦЕНТР</w:t>
+      </w:r>
+      <w:r>
+        <w:br/>
+      </w:r>
+      <w:bookmarkStart w:id="0" w:name="_GoBack"/>
+      <w:bookmarkEnd w:id="0"/>
+      <w:r>
+        <w:br/>
+      </w:r>
       <w:r>
         <w:t>4</w:t>
       </w:r>
